--- a/intel_IP/LGSM/doc/LGSM FPGA 程式變更.docx
+++ b/intel_IP/LGSM/doc/LGSM FPGA 程式變更.docx
@@ -3,6 +3,9 @@
 <w:document xmlns:wpc="http://schemas.microsoft.com/office/word/2010/wordprocessingCanvas" xmlns:cx="http://schemas.microsoft.com/office/drawing/2014/chartex" xmlns:cx1="http://schemas.microsoft.com/office/drawing/2015/9/8/chartex" xmlns:cx2="http://schemas.microsoft.com/office/drawing/2015/10/21/chartex" xmlns:cx3="http://schemas.microsoft.com/office/drawing/2016/5/9/chartex" xmlns:cx4="http://schemas.microsoft.com/office/drawing/2016/5/10/chartex" xmlns:cx5="http://schemas.microsoft.com/office/drawing/2016/5/11/chartex" xmlns:cx6="http://schemas.microsoft.com/office/drawing/2016/5/12/chartex" xmlns:cx7="http://schemas.microsoft.com/office/drawing/2016/5/13/chartex" xmlns:cx8="http://schemas.microsoft.com/office/drawing/2016/5/14/chartex" xmlns:mc="http://schemas.openxmlformats.org/markup-compatibility/2006" xmlns:aink="http://schemas.microsoft.com/office/drawing/2016/ink" xmlns:am3d="http://schemas.microsoft.com/office/drawing/2017/model3d" xmlns:o="urn:schemas-microsoft-com:office:office" xmlns:oel="http://schemas.microsoft.com/office/2019/extlst" xmlns:r="http://schemas.openxmlformats.org/officeDocument/2006/relationships" xmlns:m="http://schemas.openxmlformats.org/officeDocument/2006/math" xmlns:v="urn:schemas-microsoft-com:vml" xmlns:wp14="http://schemas.microsoft.com/office/word/2010/wordprocessingDrawing" xmlns:wp="http://schemas.openxmlformats.org/drawingml/2006/wordprocessingDrawing" xmlns:w10="urn:schemas-microsoft-com:office:word" xmlns:w="http://schemas.openxmlformats.org/wordprocessingml/2006/main" xmlns:w14="http://schemas.microsoft.com/office/word/2010/wordml" xmlns:w15="http://schemas.microsoft.com/office/word/2012/wordml" xmlns:w16cex="http://schemas.microsoft.com/office/word/2018/wordml/cex" xmlns:w16cid="http://schemas.microsoft.com/office/word/2016/wordml/cid" xmlns:w16="http://schemas.microsoft.com/office/word/2018/wordml" xmlns:w16du="http://schemas.microsoft.com/office/word/2023/wordml/word16du" xmlns:w16sdtdh="http://schemas.microsoft.com/office/word/2020/wordml/sdtdatahash" xmlns:w16sdtfl="http://schemas.microsoft.com/office/word/2024/wordml/sdtformatlock" xmlns:w16se="http://schemas.microsoft.com/office/word/2015/wordml/symex" xmlns:wpg="http://schemas.microsoft.com/office/word/2010/wordprocessingGroup" xmlns:wpi="http://schemas.microsoft.com/office/word/2010/wordprocessingInk" xmlns:wne="http://schemas.microsoft.com/office/word/2006/wordml" xmlns:wps="http://schemas.microsoft.com/office/word/2010/wordprocessingShape" mc:Ignorable="w14 w15 w16se w16cid w16 w16cex w16sdtdh w16sdtfl w16du wp14">
   <w:body>
     <w:p>
+      <w:pPr>
+        <w:pStyle w:val="2"/>
+      </w:pPr>
       <w:r>
         <w:rPr>
           <w:rFonts w:hint="eastAsia"/>
@@ -274,6 +277,1718 @@
       </w:r>
     </w:p>
     <w:p/>
+    <w:p/>
+    <w:p>
+      <w:pPr>
+        <w:widowControl/>
+        <w:spacing w:before="0" w:after="160" w:line="278" w:lineRule="auto"/>
+      </w:pPr>
+      <w:r>
+        <w:br w:type="page"/>
+      </w:r>
+    </w:p>
+    <w:p>
+      <w:pPr>
+        <w:pStyle w:val="2"/>
+      </w:pPr>
+      <w:r>
+        <w:rPr>
+          <w:rFonts w:hint="eastAsia"/>
+        </w:rPr>
+        <w:lastRenderedPageBreak/>
+        <w:t>更新前參數</w:t>
+      </w:r>
+      <w:r>
+        <w:rPr>
+          <w:rFonts w:hint="eastAsia"/>
+        </w:rPr>
+        <w:t>:</w:t>
+      </w:r>
+    </w:p>
+    <w:tbl>
+      <w:tblPr>
+        <w:tblStyle w:val="afd"/>
+        <w:tblW w:w="0" w:type="auto"/>
+        <w:tblLook w:val="04A0" w:firstRow="1" w:lastRow="0" w:firstColumn="1" w:lastColumn="0" w:noHBand="0" w:noVBand="1"/>
+      </w:tblPr>
+      <w:tblGrid>
+        <w:gridCol w:w="8296"/>
+      </w:tblGrid>
+      <w:tr>
+        <w:tc>
+          <w:tcPr>
+            <w:tcW w:w="8296" w:type="dxa"/>
+          </w:tcPr>
+          <w:p>
+            <w:pPr>
+              <w:pStyle w:val="af2"/>
+              <w:framePr w:wrap="notBeside"/>
+            </w:pPr>
+            <w:r>
+              <w:rPr>
+                <w:noProof/>
+              </w:rPr>
+              <w:drawing>
+                <wp:inline distT="0" distB="0" distL="0" distR="0" wp14:anchorId="14589FF3" wp14:editId="26FCE327">
+                  <wp:extent cx="5274310" cy="6183630"/>
+                  <wp:effectExtent l="0" t="0" r="2540" b="7620"/>
+                  <wp:docPr id="2000365427" name="圖片 1"/>
+                  <wp:cNvGraphicFramePr>
+                    <a:graphicFrameLocks xmlns:a="http://schemas.openxmlformats.org/drawingml/2006/main" noChangeAspect="1"/>
+                  </wp:cNvGraphicFramePr>
+                  <a:graphic xmlns:a="http://schemas.openxmlformats.org/drawingml/2006/main">
+                    <a:graphicData uri="http://schemas.openxmlformats.org/drawingml/2006/picture">
+                      <pic:pic xmlns:pic="http://schemas.openxmlformats.org/drawingml/2006/picture">
+                        <pic:nvPicPr>
+                          <pic:cNvPr id="2000365427" name=""/>
+                          <pic:cNvPicPr/>
+                        </pic:nvPicPr>
+                        <pic:blipFill>
+                          <a:blip r:embed="rId9"/>
+                          <a:stretch>
+                            <a:fillRect/>
+                          </a:stretch>
+                        </pic:blipFill>
+                        <pic:spPr>
+                          <a:xfrm>
+                            <a:off x="0" y="0"/>
+                            <a:ext cx="5274310" cy="6183630"/>
+                          </a:xfrm>
+                          <a:prstGeom prst="rect">
+                            <a:avLst/>
+                          </a:prstGeom>
+                        </pic:spPr>
+                      </pic:pic>
+                    </a:graphicData>
+                  </a:graphic>
+                </wp:inline>
+              </w:drawing>
+            </w:r>
+          </w:p>
+        </w:tc>
+      </w:tr>
+    </w:tbl>
+    <w:p/>
+    <w:p>
+      <w:pPr>
+        <w:widowControl/>
+        <w:spacing w:before="0" w:after="160" w:line="278" w:lineRule="auto"/>
+      </w:pPr>
+      <w:r>
+        <w:br w:type="page"/>
+      </w:r>
+    </w:p>
+    <w:tbl>
+      <w:tblPr>
+        <w:tblStyle w:val="afd"/>
+        <w:tblW w:w="0" w:type="auto"/>
+        <w:tblLook w:val="04A0" w:firstRow="1" w:lastRow="0" w:firstColumn="1" w:lastColumn="0" w:noHBand="0" w:noVBand="1"/>
+      </w:tblPr>
+      <w:tblGrid>
+        <w:gridCol w:w="8296"/>
+      </w:tblGrid>
+      <w:tr>
+        <w:trPr>
+          <w:trHeight w:val="6620"/>
+        </w:trPr>
+        <w:tc>
+          <w:tcPr>
+            <w:tcW w:w="7511" w:type="dxa"/>
+          </w:tcPr>
+          <w:p>
+            <w:pPr>
+              <w:pStyle w:val="af2"/>
+              <w:framePr w:wrap="notBeside"/>
+            </w:pPr>
+            <w:r>
+              <w:rPr>
+                <w:noProof/>
+              </w:rPr>
+              <w:lastRenderedPageBreak/>
+              <w:drawing>
+                <wp:inline distT="0" distB="0" distL="0" distR="0" wp14:anchorId="66487D47" wp14:editId="05FAEA88">
+                  <wp:extent cx="5274310" cy="4010025"/>
+                  <wp:effectExtent l="0" t="0" r="2540" b="9525"/>
+                  <wp:docPr id="260743532" name="圖片 1"/>
+                  <wp:cNvGraphicFramePr>
+                    <a:graphicFrameLocks xmlns:a="http://schemas.openxmlformats.org/drawingml/2006/main" noChangeAspect="1"/>
+                  </wp:cNvGraphicFramePr>
+                  <a:graphic xmlns:a="http://schemas.openxmlformats.org/drawingml/2006/main">
+                    <a:graphicData uri="http://schemas.openxmlformats.org/drawingml/2006/picture">
+                      <pic:pic xmlns:pic="http://schemas.openxmlformats.org/drawingml/2006/picture">
+                        <pic:nvPicPr>
+                          <pic:cNvPr id="260743532" name=""/>
+                          <pic:cNvPicPr/>
+                        </pic:nvPicPr>
+                        <pic:blipFill>
+                          <a:blip r:embed="rId10"/>
+                          <a:stretch>
+                            <a:fillRect/>
+                          </a:stretch>
+                        </pic:blipFill>
+                        <pic:spPr>
+                          <a:xfrm>
+                            <a:off x="0" y="0"/>
+                            <a:ext cx="5274310" cy="4010025"/>
+                          </a:xfrm>
+                          <a:prstGeom prst="rect">
+                            <a:avLst/>
+                          </a:prstGeom>
+                        </pic:spPr>
+                      </pic:pic>
+                    </a:graphicData>
+                  </a:graphic>
+                </wp:inline>
+              </w:drawing>
+            </w:r>
+          </w:p>
+        </w:tc>
+      </w:tr>
+      <w:tr>
+        <w:trPr>
+          <w:trHeight w:val="6276"/>
+        </w:trPr>
+        <w:tc>
+          <w:tcPr>
+            <w:tcW w:w="7511" w:type="dxa"/>
+          </w:tcPr>
+          <w:p>
+            <w:pPr>
+              <w:pStyle w:val="af2"/>
+              <w:framePr w:wrap="notBeside"/>
+            </w:pPr>
+            <w:r>
+              <w:rPr>
+                <w:noProof/>
+              </w:rPr>
+              <w:drawing>
+                <wp:inline distT="0" distB="0" distL="0" distR="0" wp14:anchorId="416143D6" wp14:editId="61A9C485">
+                  <wp:extent cx="4896665" cy="3500650"/>
+                  <wp:effectExtent l="0" t="0" r="0" b="5080"/>
+                  <wp:docPr id="1671957812" name="圖片 1"/>
+                  <wp:cNvGraphicFramePr>
+                    <a:graphicFrameLocks xmlns:a="http://schemas.openxmlformats.org/drawingml/2006/main" noChangeAspect="1"/>
+                  </wp:cNvGraphicFramePr>
+                  <a:graphic xmlns:a="http://schemas.openxmlformats.org/drawingml/2006/main">
+                    <a:graphicData uri="http://schemas.openxmlformats.org/drawingml/2006/picture">
+                      <pic:pic xmlns:pic="http://schemas.openxmlformats.org/drawingml/2006/picture">
+                        <pic:nvPicPr>
+                          <pic:cNvPr id="1671957812" name=""/>
+                          <pic:cNvPicPr/>
+                        </pic:nvPicPr>
+                        <pic:blipFill>
+                          <a:blip r:embed="rId11"/>
+                          <a:stretch>
+                            <a:fillRect/>
+                          </a:stretch>
+                        </pic:blipFill>
+                        <pic:spPr>
+                          <a:xfrm>
+                            <a:off x="0" y="0"/>
+                            <a:ext cx="4897913" cy="3501542"/>
+                          </a:xfrm>
+                          <a:prstGeom prst="rect">
+                            <a:avLst/>
+                          </a:prstGeom>
+                        </pic:spPr>
+                      </pic:pic>
+                    </a:graphicData>
+                  </a:graphic>
+                </wp:inline>
+              </w:drawing>
+            </w:r>
+          </w:p>
+        </w:tc>
+      </w:tr>
+    </w:tbl>
+    <w:p/>
+    <w:p>
+      <w:pPr>
+        <w:widowControl/>
+        <w:spacing w:before="0" w:after="160" w:line="278" w:lineRule="auto"/>
+      </w:pPr>
+      <w:r>
+        <w:br w:type="page"/>
+      </w:r>
+    </w:p>
+    <w:p>
+      <w:pPr>
+        <w:pStyle w:val="2"/>
+      </w:pPr>
+      <w:r>
+        <w:rPr>
+          <w:rFonts w:hint="eastAsia"/>
+        </w:rPr>
+        <w:lastRenderedPageBreak/>
+        <w:t xml:space="preserve">CMD </w:t>
+      </w:r>
+      <w:r>
+        <w:rPr>
+          <w:rFonts w:hint="eastAsia"/>
+        </w:rPr>
+        <w:t>行為</w:t>
+      </w:r>
+      <w:r>
+        <w:rPr>
+          <w:rFonts w:hint="eastAsia"/>
+        </w:rPr>
+        <w:t>:</w:t>
+      </w:r>
+    </w:p>
+    <w:p/>
+    <w:p>
+      <w:pPr>
+        <w:pStyle w:val="3"/>
+      </w:pPr>
+      <w:r>
+        <w:rPr>
+          <w:rFonts w:hint="eastAsia"/>
+        </w:rPr>
+        <w:t xml:space="preserve">GUI </w:t>
+      </w:r>
+      <w:r>
+        <w:rPr>
+          <w:rFonts w:hint="eastAsia"/>
+        </w:rPr>
+        <w:t>按下</w:t>
+      </w:r>
+      <w:r>
+        <w:rPr>
+          <w:rFonts w:hint="eastAsia"/>
+        </w:rPr>
+        <w:t xml:space="preserve"> connect </w:t>
+      </w:r>
+      <w:r>
+        <w:rPr>
+          <w:rFonts w:hint="eastAsia"/>
+        </w:rPr>
+        <w:t>，按下</w:t>
+      </w:r>
+      <w:r>
+        <w:rPr>
+          <w:rFonts w:hint="eastAsia"/>
+        </w:rPr>
+        <w:t xml:space="preserve"> </w:t>
+      </w:r>
+      <w:r>
+        <w:t>s</w:t>
+      </w:r>
+      <w:r>
+        <w:rPr>
+          <w:rFonts w:hint="eastAsia"/>
+        </w:rPr>
+        <w:t>top:</w:t>
+      </w:r>
+    </w:p>
+    <w:tbl>
+      <w:tblPr>
+        <w:tblStyle w:val="afd"/>
+        <w:tblW w:w="0" w:type="auto"/>
+        <w:tblLook w:val="04A0" w:firstRow="1" w:lastRow="0" w:firstColumn="1" w:lastColumn="0" w:noHBand="0" w:noVBand="1"/>
+      </w:tblPr>
+      <w:tblGrid>
+        <w:gridCol w:w="8296"/>
+      </w:tblGrid>
+      <w:tr>
+        <w:tc>
+          <w:tcPr>
+            <w:tcW w:w="8296" w:type="dxa"/>
+          </w:tcPr>
+          <w:p>
+            <w:pPr>
+              <w:pStyle w:val="af2"/>
+              <w:framePr w:wrap="notBeside"/>
+            </w:pPr>
+            <w:r>
+              <w:rPr>
+                <w:noProof/>
+              </w:rPr>
+              <w:drawing>
+                <wp:inline distT="0" distB="0" distL="0" distR="0" wp14:anchorId="6B542A05" wp14:editId="16DCE8D8">
+                  <wp:extent cx="1876687" cy="257211"/>
+                  <wp:effectExtent l="0" t="0" r="0" b="9525"/>
+                  <wp:docPr id="1274595750" name="圖片 1"/>
+                  <wp:cNvGraphicFramePr>
+                    <a:graphicFrameLocks xmlns:a="http://schemas.openxmlformats.org/drawingml/2006/main" noChangeAspect="1"/>
+                  </wp:cNvGraphicFramePr>
+                  <a:graphic xmlns:a="http://schemas.openxmlformats.org/drawingml/2006/main">
+                    <a:graphicData uri="http://schemas.openxmlformats.org/drawingml/2006/picture">
+                      <pic:pic xmlns:pic="http://schemas.openxmlformats.org/drawingml/2006/picture">
+                        <pic:nvPicPr>
+                          <pic:cNvPr id="1274595750" name=""/>
+                          <pic:cNvPicPr/>
+                        </pic:nvPicPr>
+                        <pic:blipFill>
+                          <a:blip r:embed="rId12"/>
+                          <a:stretch>
+                            <a:fillRect/>
+                          </a:stretch>
+                        </pic:blipFill>
+                        <pic:spPr>
+                          <a:xfrm>
+                            <a:off x="0" y="0"/>
+                            <a:ext cx="1876687" cy="257211"/>
+                          </a:xfrm>
+                          <a:prstGeom prst="rect">
+                            <a:avLst/>
+                          </a:prstGeom>
+                        </pic:spPr>
+                      </pic:pic>
+                    </a:graphicData>
+                  </a:graphic>
+                </wp:inline>
+              </w:drawing>
+            </w:r>
+          </w:p>
+        </w:tc>
+      </w:tr>
+    </w:tbl>
+    <w:p/>
+    <w:p>
+      <w:r>
+        <w:rPr>
+          <w:rFonts w:hint="eastAsia"/>
+        </w:rPr>
+        <w:t>按下</w:t>
+      </w:r>
+      <w:r>
+        <w:rPr>
+          <w:rFonts w:hint="eastAsia"/>
+        </w:rPr>
+        <w:t xml:space="preserve"> read:</w:t>
+      </w:r>
+    </w:p>
+    <w:p>
+      <w:pPr>
+        <w:pStyle w:val="3"/>
+      </w:pPr>
+      <w:r>
+        <w:rPr>
+          <w:rFonts w:hint="eastAsia"/>
+        </w:rPr>
+        <w:t xml:space="preserve">16: </w:t>
+      </w:r>
+      <w:r>
+        <w:t>CMD_FOG_TIMER_RST</w:t>
+      </w:r>
+    </w:p>
+    <w:tbl>
+      <w:tblPr>
+        <w:tblStyle w:val="afd"/>
+        <w:tblW w:w="0" w:type="auto"/>
+        <w:tblLook w:val="04A0" w:firstRow="1" w:lastRow="0" w:firstColumn="1" w:lastColumn="0" w:noHBand="0" w:noVBand="1"/>
+      </w:tblPr>
+      <w:tblGrid>
+        <w:gridCol w:w="8296"/>
+      </w:tblGrid>
+      <w:tr>
+        <w:tc>
+          <w:tcPr>
+            <w:tcW w:w="8296" w:type="dxa"/>
+          </w:tcPr>
+          <w:p>
+            <w:pPr>
+              <w:pStyle w:val="af2"/>
+              <w:framePr w:wrap="notBeside"/>
+            </w:pPr>
+            <w:r>
+              <w:rPr>
+                <w:noProof/>
+              </w:rPr>
+              <w:drawing>
+                <wp:inline distT="0" distB="0" distL="0" distR="0" wp14:anchorId="4EBD121D" wp14:editId="466CBF5F">
+                  <wp:extent cx="2038635" cy="362001"/>
+                  <wp:effectExtent l="0" t="0" r="0" b="0"/>
+                  <wp:docPr id="1016172185" name="圖片 1"/>
+                  <wp:cNvGraphicFramePr>
+                    <a:graphicFrameLocks xmlns:a="http://schemas.openxmlformats.org/drawingml/2006/main" noChangeAspect="1"/>
+                  </wp:cNvGraphicFramePr>
+                  <a:graphic xmlns:a="http://schemas.openxmlformats.org/drawingml/2006/main">
+                    <a:graphicData uri="http://schemas.openxmlformats.org/drawingml/2006/picture">
+                      <pic:pic xmlns:pic="http://schemas.openxmlformats.org/drawingml/2006/picture">
+                        <pic:nvPicPr>
+                          <pic:cNvPr id="1016172185" name=""/>
+                          <pic:cNvPicPr/>
+                        </pic:nvPicPr>
+                        <pic:blipFill>
+                          <a:blip r:embed="rId13"/>
+                          <a:stretch>
+                            <a:fillRect/>
+                          </a:stretch>
+                        </pic:blipFill>
+                        <pic:spPr>
+                          <a:xfrm>
+                            <a:off x="0" y="0"/>
+                            <a:ext cx="2038635" cy="362001"/>
+                          </a:xfrm>
+                          <a:prstGeom prst="rect">
+                            <a:avLst/>
+                          </a:prstGeom>
+                        </pic:spPr>
+                      </pic:pic>
+                    </a:graphicData>
+                  </a:graphic>
+                </wp:inline>
+              </w:drawing>
+            </w:r>
+          </w:p>
+        </w:tc>
+      </w:tr>
+    </w:tbl>
+    <w:p>
+      <w:pPr>
+        <w:pStyle w:val="3"/>
+      </w:pPr>
+      <w:r>
+        <w:rPr>
+          <w:rFonts w:hint="eastAsia"/>
+        </w:rPr>
+        <w:t>按下參數</w:t>
+      </w:r>
+      <w:r>
+        <w:rPr>
+          <w:rFonts w:hint="eastAsia"/>
+        </w:rPr>
+        <w:t>dump:</w:t>
+      </w:r>
+    </w:p>
+    <w:tbl>
+      <w:tblPr>
+        <w:tblStyle w:val="afd"/>
+        <w:tblW w:w="0" w:type="auto"/>
+        <w:tblLook w:val="04A0" w:firstRow="1" w:lastRow="0" w:firstColumn="1" w:lastColumn="0" w:noHBand="0" w:noVBand="1"/>
+      </w:tblPr>
+      <w:tblGrid>
+        <w:gridCol w:w="8296"/>
+      </w:tblGrid>
+      <w:tr>
+        <w:tc>
+          <w:tcPr>
+            <w:tcW w:w="8296" w:type="dxa"/>
+          </w:tcPr>
+          <w:p>
+            <w:pPr>
+              <w:pStyle w:val="af2"/>
+              <w:framePr w:wrap="notBeside"/>
+            </w:pPr>
+            <w:r>
+              <w:rPr>
+                <w:noProof/>
+              </w:rPr>
+              <w:drawing>
+                <wp:inline distT="0" distB="0" distL="0" distR="0" wp14:anchorId="6AAD2D29" wp14:editId="10AA7B1A">
+                  <wp:extent cx="5274310" cy="2502535"/>
+                  <wp:effectExtent l="0" t="0" r="2540" b="0"/>
+                  <wp:docPr id="1064796701" name="圖片 1"/>
+                  <wp:cNvGraphicFramePr>
+                    <a:graphicFrameLocks xmlns:a="http://schemas.openxmlformats.org/drawingml/2006/main" noChangeAspect="1"/>
+                  </wp:cNvGraphicFramePr>
+                  <a:graphic xmlns:a="http://schemas.openxmlformats.org/drawingml/2006/main">
+                    <a:graphicData uri="http://schemas.openxmlformats.org/drawingml/2006/picture">
+                      <pic:pic xmlns:pic="http://schemas.openxmlformats.org/drawingml/2006/picture">
+                        <pic:nvPicPr>
+                          <pic:cNvPr id="1064796701" name=""/>
+                          <pic:cNvPicPr/>
+                        </pic:nvPicPr>
+                        <pic:blipFill>
+                          <a:blip r:embed="rId14"/>
+                          <a:stretch>
+                            <a:fillRect/>
+                          </a:stretch>
+                        </pic:blipFill>
+                        <pic:spPr>
+                          <a:xfrm>
+                            <a:off x="0" y="0"/>
+                            <a:ext cx="5274310" cy="2502535"/>
+                          </a:xfrm>
+                          <a:prstGeom prst="rect">
+                            <a:avLst/>
+                          </a:prstGeom>
+                        </pic:spPr>
+                      </pic:pic>
+                    </a:graphicData>
+                  </a:graphic>
+                </wp:inline>
+              </w:drawing>
+            </w:r>
+          </w:p>
+        </w:tc>
+      </w:tr>
+    </w:tbl>
+    <w:tbl>
+      <w:tblPr>
+        <w:tblStyle w:val="afd"/>
+        <w:tblW w:w="0" w:type="auto"/>
+        <w:tblLook w:val="04A0" w:firstRow="1" w:lastRow="0" w:firstColumn="1" w:lastColumn="0" w:noHBand="0" w:noVBand="1"/>
+      </w:tblPr>
+      <w:tblGrid>
+        <w:gridCol w:w="1239"/>
+        <w:gridCol w:w="2765"/>
+        <w:gridCol w:w="1282"/>
+      </w:tblGrid>
+      <w:tr>
+        <w:tc>
+          <w:tcPr>
+            <w:tcW w:w="1239" w:type="dxa"/>
+          </w:tcPr>
+          <w:p>
+            <w:r>
+              <w:rPr>
+                <w:rFonts w:hint="eastAsia"/>
+              </w:rPr>
+              <w:t xml:space="preserve">MCU </w:t>
+            </w:r>
+            <w:proofErr w:type="spellStart"/>
+            <w:r>
+              <w:rPr>
+                <w:rFonts w:hint="eastAsia"/>
+              </w:rPr>
+              <w:t>cmd</w:t>
+            </w:r>
+            <w:proofErr w:type="spellEnd"/>
+          </w:p>
+        </w:tc>
+        <w:tc>
+          <w:tcPr>
+            <w:tcW w:w="2765" w:type="dxa"/>
+          </w:tcPr>
+          <w:p/>
+        </w:tc>
+        <w:tc>
+          <w:tcPr>
+            <w:tcW w:w="1282" w:type="dxa"/>
+          </w:tcPr>
+          <w:p>
+            <w:r>
+              <w:rPr>
+                <w:rFonts w:hint="eastAsia"/>
+              </w:rPr>
+              <w:t xml:space="preserve">FPGA </w:t>
+            </w:r>
+            <w:proofErr w:type="spellStart"/>
+            <w:r>
+              <w:rPr>
+                <w:rFonts w:hint="eastAsia"/>
+              </w:rPr>
+              <w:t>cmd</w:t>
+            </w:r>
+            <w:proofErr w:type="spellEnd"/>
+          </w:p>
+        </w:tc>
+      </w:tr>
+      <w:tr>
+        <w:tc>
+          <w:tcPr>
+            <w:tcW w:w="1239" w:type="dxa"/>
+          </w:tcPr>
+          <w:p>
+            <w:r>
+              <w:rPr>
+                <w:rFonts w:hint="eastAsia"/>
+              </w:rPr>
+              <w:t>102</w:t>
+            </w:r>
+          </w:p>
+        </w:tc>
+        <w:tc>
+          <w:tcPr>
+            <w:tcW w:w="2765" w:type="dxa"/>
+          </w:tcPr>
+          <w:p>
+            <w:r>
+              <w:t>CMD_DUMP_PARAMETERS</w:t>
+            </w:r>
+          </w:p>
+        </w:tc>
+        <w:tc>
+          <w:tcPr>
+            <w:tcW w:w="1282" w:type="dxa"/>
+          </w:tcPr>
+          <w:p>
+            <w:r>
+              <w:rPr>
+                <w:rFonts w:hint="eastAsia"/>
+              </w:rPr>
+              <w:t>102</w:t>
+            </w:r>
+          </w:p>
+        </w:tc>
+      </w:tr>
+      <w:tr>
+        <w:tc>
+          <w:tcPr>
+            <w:tcW w:w="1239" w:type="dxa"/>
+          </w:tcPr>
+          <w:p>
+            <w:r>
+              <w:rPr>
+                <w:rFonts w:hint="eastAsia"/>
+              </w:rPr>
+              <w:t>8</w:t>
+            </w:r>
+          </w:p>
+        </w:tc>
+        <w:tc>
+          <w:tcPr>
+            <w:tcW w:w="2765" w:type="dxa"/>
+          </w:tcPr>
+          <w:p>
+            <w:r>
+              <w:t>CMD_FOG_MOD_FREQ</w:t>
+            </w:r>
+          </w:p>
+        </w:tc>
+        <w:tc>
+          <w:tcPr>
+            <w:tcW w:w="1282" w:type="dxa"/>
+          </w:tcPr>
+          <w:p>
+            <w:r>
+              <w:rPr>
+                <w:rFonts w:hint="eastAsia"/>
+              </w:rPr>
+              <w:t>0</w:t>
+            </w:r>
+          </w:p>
+        </w:tc>
+      </w:tr>
+      <w:tr>
+        <w:tc>
+          <w:tcPr>
+            <w:tcW w:w="1239" w:type="dxa"/>
+          </w:tcPr>
+          <w:p>
+            <w:r>
+              <w:rPr>
+                <w:rFonts w:hint="eastAsia"/>
+              </w:rPr>
+              <w:t>13</w:t>
+            </w:r>
+          </w:p>
+        </w:tc>
+        <w:tc>
+          <w:tcPr>
+            <w:tcW w:w="2765" w:type="dxa"/>
+          </w:tcPr>
+          <w:p>
+            <w:r>
+              <w:t>CMD_FOG_WAIT_CNT</w:t>
+            </w:r>
+          </w:p>
+        </w:tc>
+        <w:tc>
+          <w:tcPr>
+            <w:tcW w:w="1282" w:type="dxa"/>
+          </w:tcPr>
+          <w:p>
+            <w:r>
+              <w:rPr>
+                <w:rFonts w:hint="eastAsia"/>
+              </w:rPr>
+              <w:t>5</w:t>
+            </w:r>
+          </w:p>
+        </w:tc>
+      </w:tr>
+      <w:tr>
+        <w:tc>
+          <w:tcPr>
+            <w:tcW w:w="1239" w:type="dxa"/>
+          </w:tcPr>
+          <w:p>
+            <w:r>
+              <w:rPr>
+                <w:rFonts w:hint="eastAsia"/>
+              </w:rPr>
+              <w:t>15</w:t>
+            </w:r>
+          </w:p>
+        </w:tc>
+        <w:tc>
+          <w:tcPr>
+            <w:tcW w:w="2765" w:type="dxa"/>
+          </w:tcPr>
+          <w:p>
+            <w:r>
+              <w:t>CMD_FOG_ERR_AVG</w:t>
+            </w:r>
+          </w:p>
+        </w:tc>
+        <w:tc>
+          <w:tcPr>
+            <w:tcW w:w="1282" w:type="dxa"/>
+          </w:tcPr>
+          <w:p>
+            <w:r>
+              <w:rPr>
+                <w:rFonts w:hint="eastAsia"/>
+              </w:rPr>
+              <w:t>7</w:t>
+            </w:r>
+          </w:p>
+        </w:tc>
+      </w:tr>
+      <w:tr>
+        <w:tc>
+          <w:tcPr>
+            <w:tcW w:w="1239" w:type="dxa"/>
+          </w:tcPr>
+          <w:p>
+            <w:r>
+              <w:rPr>
+                <w:rFonts w:hint="eastAsia"/>
+              </w:rPr>
+              <w:t>9</w:t>
+            </w:r>
+          </w:p>
+        </w:tc>
+        <w:tc>
+          <w:tcPr>
+            <w:tcW w:w="2765" w:type="dxa"/>
+          </w:tcPr>
+          <w:p>
+            <w:r>
+              <w:t>CMD_FOG_MOD_AMP_H</w:t>
+            </w:r>
+          </w:p>
+        </w:tc>
+        <w:tc>
+          <w:tcPr>
+            <w:tcW w:w="1282" w:type="dxa"/>
+          </w:tcPr>
+          <w:p>
+            <w:r>
+              <w:rPr>
+                <w:rFonts w:hint="eastAsia"/>
+              </w:rPr>
+              <w:t>1</w:t>
+            </w:r>
+          </w:p>
+        </w:tc>
+      </w:tr>
+      <w:tr>
+        <w:tc>
+          <w:tcPr>
+            <w:tcW w:w="1239" w:type="dxa"/>
+          </w:tcPr>
+          <w:p>
+            <w:r>
+              <w:rPr>
+                <w:rFonts w:hint="eastAsia"/>
+              </w:rPr>
+              <w:t>10</w:t>
+            </w:r>
+          </w:p>
+        </w:tc>
+        <w:tc>
+          <w:tcPr>
+            <w:tcW w:w="2765" w:type="dxa"/>
+          </w:tcPr>
+          <w:p>
+            <w:r>
+              <w:t>CMD_FOG_MOD_AMP_L</w:t>
+            </w:r>
+          </w:p>
+        </w:tc>
+        <w:tc>
+          <w:tcPr>
+            <w:tcW w:w="1282" w:type="dxa"/>
+          </w:tcPr>
+          <w:p>
+            <w:r>
+              <w:rPr>
+                <w:rFonts w:hint="eastAsia"/>
+              </w:rPr>
+              <w:t>2</w:t>
+            </w:r>
+          </w:p>
+        </w:tc>
+      </w:tr>
+      <w:tr>
+        <w:tc>
+          <w:tcPr>
+            <w:tcW w:w="1239" w:type="dxa"/>
+          </w:tcPr>
+          <w:p>
+            <w:r>
+              <w:rPr>
+                <w:rFonts w:hint="eastAsia"/>
+              </w:rPr>
+              <w:t>12</w:t>
+            </w:r>
+          </w:p>
+        </w:tc>
+        <w:tc>
+          <w:tcPr>
+            <w:tcW w:w="2765" w:type="dxa"/>
+          </w:tcPr>
+          <w:p>
+            <w:r>
+              <w:t>CMD_FOG_POLARITY</w:t>
+            </w:r>
+          </w:p>
+        </w:tc>
+        <w:tc>
+          <w:tcPr>
+            <w:tcW w:w="1282" w:type="dxa"/>
+          </w:tcPr>
+          <w:p>
+            <w:r>
+              <w:rPr>
+                <w:rFonts w:hint="eastAsia"/>
+              </w:rPr>
+              <w:t>4</w:t>
+            </w:r>
+          </w:p>
+        </w:tc>
+      </w:tr>
+      <w:tr>
+        <w:tc>
+          <w:tcPr>
+            <w:tcW w:w="1239" w:type="dxa"/>
+          </w:tcPr>
+          <w:p>
+            <w:r>
+              <w:rPr>
+                <w:rFonts w:hint="eastAsia"/>
+              </w:rPr>
+              <w:t>20</w:t>
+            </w:r>
+          </w:p>
+        </w:tc>
+        <w:tc>
+          <w:tcPr>
+            <w:tcW w:w="2765" w:type="dxa"/>
+          </w:tcPr>
+          <w:p>
+            <w:r>
+              <w:t>CMD_FOG_CONST_STEP</w:t>
+            </w:r>
+          </w:p>
+        </w:tc>
+        <w:tc>
+          <w:tcPr>
+            <w:tcW w:w="1282" w:type="dxa"/>
+          </w:tcPr>
+          <w:p>
+            <w:r>
+              <w:rPr>
+                <w:rFonts w:hint="eastAsia"/>
+              </w:rPr>
+              <w:t>12</w:t>
+            </w:r>
+          </w:p>
+        </w:tc>
+      </w:tr>
+      <w:tr>
+        <w:tc>
+          <w:tcPr>
+            <w:tcW w:w="1239" w:type="dxa"/>
+          </w:tcPr>
+          <w:p>
+            <w:r>
+              <w:rPr>
+                <w:rFonts w:hint="eastAsia"/>
+              </w:rPr>
+              <w:t>22</w:t>
+            </w:r>
+          </w:p>
+        </w:tc>
+        <w:tc>
+          <w:tcPr>
+            <w:tcW w:w="2765" w:type="dxa"/>
+          </w:tcPr>
+          <w:p>
+            <w:r>
+              <w:t>CMD_FOG_FPGA_R</w:t>
+            </w:r>
+          </w:p>
+        </w:tc>
+        <w:tc>
+          <w:tcPr>
+            <w:tcW w:w="1282" w:type="dxa"/>
+          </w:tcPr>
+          <w:p>
+            <w:r>
+              <w:rPr>
+                <w:rFonts w:hint="eastAsia"/>
+              </w:rPr>
+              <w:t>14</w:t>
+            </w:r>
+          </w:p>
+        </w:tc>
+      </w:tr>
+      <w:tr>
+        <w:tc>
+          <w:tcPr>
+            <w:tcW w:w="1239" w:type="dxa"/>
+          </w:tcPr>
+          <w:p>
+            <w:r>
+              <w:rPr>
+                <w:rFonts w:hint="eastAsia"/>
+              </w:rPr>
+              <w:t>17</w:t>
+            </w:r>
+          </w:p>
+        </w:tc>
+        <w:tc>
+          <w:tcPr>
+            <w:tcW w:w="2765" w:type="dxa"/>
+          </w:tcPr>
+          <w:p>
+            <w:r>
+              <w:t>CMD_FOG_GAIN1</w:t>
+            </w:r>
+          </w:p>
+        </w:tc>
+        <w:tc>
+          <w:tcPr>
+            <w:tcW w:w="1282" w:type="dxa"/>
+          </w:tcPr>
+          <w:p>
+            <w:r>
+              <w:rPr>
+                <w:rFonts w:hint="eastAsia"/>
+              </w:rPr>
+              <w:t>9</w:t>
+            </w:r>
+          </w:p>
+        </w:tc>
+      </w:tr>
+      <w:tr>
+        <w:tc>
+          <w:tcPr>
+            <w:tcW w:w="1239" w:type="dxa"/>
+          </w:tcPr>
+          <w:p>
+            <w:r>
+              <w:rPr>
+                <w:rFonts w:hint="eastAsia"/>
+              </w:rPr>
+              <w:t>18</w:t>
+            </w:r>
+          </w:p>
+        </w:tc>
+        <w:tc>
+          <w:tcPr>
+            <w:tcW w:w="2765" w:type="dxa"/>
+          </w:tcPr>
+          <w:p>
+            <w:r>
+              <w:t>CMD_FOG_GAIN2</w:t>
+            </w:r>
+          </w:p>
+        </w:tc>
+        <w:tc>
+          <w:tcPr>
+            <w:tcW w:w="1282" w:type="dxa"/>
+          </w:tcPr>
+          <w:p>
+            <w:r>
+              <w:rPr>
+                <w:rFonts w:hint="eastAsia"/>
+              </w:rPr>
+              <w:t>10</w:t>
+            </w:r>
+          </w:p>
+        </w:tc>
+      </w:tr>
+      <w:tr>
+        <w:tc>
+          <w:tcPr>
+            <w:tcW w:w="1239" w:type="dxa"/>
+          </w:tcPr>
+          <w:p>
+            <w:r>
+              <w:rPr>
+                <w:rFonts w:hint="eastAsia"/>
+              </w:rPr>
+              <w:t>39</w:t>
+            </w:r>
+          </w:p>
+        </w:tc>
+        <w:tc>
+          <w:tcPr>
+            <w:tcW w:w="2765" w:type="dxa"/>
+          </w:tcPr>
+          <w:p>
+            <w:r>
+              <w:t>CMD_FOG_CUTOFF</w:t>
+            </w:r>
+          </w:p>
+        </w:tc>
+        <w:tc>
+          <w:tcPr>
+            <w:tcW w:w="1282" w:type="dxa"/>
+          </w:tcPr>
+          <w:p>
+            <w:r>
+              <w:rPr>
+                <w:rFonts w:hint="eastAsia"/>
+              </w:rPr>
+              <w:t>28</w:t>
+            </w:r>
+          </w:p>
+        </w:tc>
+      </w:tr>
+      <w:tr>
+        <w:tc>
+          <w:tcPr>
+            <w:tcW w:w="1239" w:type="dxa"/>
+          </w:tcPr>
+          <w:p>
+            <w:r>
+              <w:rPr>
+                <w:rFonts w:hint="eastAsia"/>
+              </w:rPr>
+              <w:t>19</w:t>
+            </w:r>
+          </w:p>
+        </w:tc>
+        <w:tc>
+          <w:tcPr>
+            <w:tcW w:w="2765" w:type="dxa"/>
+          </w:tcPr>
+          <w:p>
+            <w:r>
+              <w:t>CMD_FOG_FB_ON</w:t>
+            </w:r>
+          </w:p>
+        </w:tc>
+        <w:tc>
+          <w:tcPr>
+            <w:tcW w:w="1282" w:type="dxa"/>
+          </w:tcPr>
+          <w:p>
+            <w:r>
+              <w:rPr>
+                <w:rFonts w:hint="eastAsia"/>
+              </w:rPr>
+              <w:t>11</w:t>
+            </w:r>
+          </w:p>
+        </w:tc>
+      </w:tr>
+      <w:tr>
+        <w:tc>
+          <w:tcPr>
+            <w:tcW w:w="1239" w:type="dxa"/>
+          </w:tcPr>
+          <w:p>
+            <w:r>
+              <w:rPr>
+                <w:rFonts w:hint="eastAsia"/>
+              </w:rPr>
+              <w:t>23</w:t>
+            </w:r>
+          </w:p>
+        </w:tc>
+        <w:tc>
+          <w:tcPr>
+            <w:tcW w:w="2765" w:type="dxa"/>
+          </w:tcPr>
+          <w:p>
+            <w:r>
+              <w:t>CMD_FOG_DAC_GAIN</w:t>
+            </w:r>
+          </w:p>
+        </w:tc>
+        <w:tc>
+          <w:tcPr>
+            <w:tcW w:w="1282" w:type="dxa"/>
+          </w:tcPr>
+          <w:p>
+            <w:r>
+              <w:rPr>
+                <w:rFonts w:hint="eastAsia"/>
+              </w:rPr>
+              <w:t>50</w:t>
+            </w:r>
+          </w:p>
+        </w:tc>
+      </w:tr>
+      <w:tr>
+        <w:tc>
+          <w:tcPr>
+            <w:tcW w:w="1239" w:type="dxa"/>
+          </w:tcPr>
+          <w:p>
+            <w:r>
+              <w:rPr>
+                <w:rFonts w:hint="eastAsia"/>
+              </w:rPr>
+              <w:lastRenderedPageBreak/>
+              <w:t>48</w:t>
+            </w:r>
+          </w:p>
+        </w:tc>
+        <w:tc>
+          <w:tcPr>
+            <w:tcW w:w="2765" w:type="dxa"/>
+          </w:tcPr>
+          <w:p>
+            <w:r>
+              <w:t>CMD_THRESHOLD_WX</w:t>
+            </w:r>
+          </w:p>
+        </w:tc>
+        <w:tc>
+          <w:tcPr>
+            <w:tcW w:w="1282" w:type="dxa"/>
+          </w:tcPr>
+          <w:p/>
+        </w:tc>
+      </w:tr>
+      <w:tr>
+        <w:tc>
+          <w:tcPr>
+            <w:tcW w:w="1239" w:type="dxa"/>
+          </w:tcPr>
+          <w:p>
+            <w:r>
+              <w:rPr>
+                <w:rFonts w:hint="eastAsia"/>
+              </w:rPr>
+              <w:t>49</w:t>
+            </w:r>
+          </w:p>
+        </w:tc>
+        <w:tc>
+          <w:tcPr>
+            <w:tcW w:w="2765" w:type="dxa"/>
+          </w:tcPr>
+          <w:p>
+            <w:r>
+              <w:t>CMD_THRESHOLD_WY</w:t>
+            </w:r>
+          </w:p>
+        </w:tc>
+        <w:tc>
+          <w:tcPr>
+            <w:tcW w:w="1282" w:type="dxa"/>
+          </w:tcPr>
+          <w:p/>
+        </w:tc>
+      </w:tr>
+      <w:tr>
+        <w:tc>
+          <w:tcPr>
+            <w:tcW w:w="1239" w:type="dxa"/>
+          </w:tcPr>
+          <w:p>
+            <w:r>
+              <w:rPr>
+                <w:rFonts w:hint="eastAsia"/>
+              </w:rPr>
+              <w:t>50</w:t>
+            </w:r>
+          </w:p>
+        </w:tc>
+        <w:tc>
+          <w:tcPr>
+            <w:tcW w:w="2765" w:type="dxa"/>
+          </w:tcPr>
+          <w:p>
+            <w:r>
+              <w:t>CMD_THRESHOLD_WZ</w:t>
+            </w:r>
+          </w:p>
+        </w:tc>
+        <w:tc>
+          <w:tcPr>
+            <w:tcW w:w="1282" w:type="dxa"/>
+          </w:tcPr>
+          <w:p/>
+        </w:tc>
+      </w:tr>
+      <w:tr>
+        <w:tc>
+          <w:tcPr>
+            <w:tcW w:w="1239" w:type="dxa"/>
+          </w:tcPr>
+          <w:p>
+            <w:r>
+              <w:rPr>
+                <w:rFonts w:hint="eastAsia"/>
+              </w:rPr>
+              <w:t>40</w:t>
+            </w:r>
+          </w:p>
+        </w:tc>
+        <w:tc>
+          <w:tcPr>
+            <w:tcW w:w="2765" w:type="dxa"/>
+          </w:tcPr>
+          <w:p>
+            <w:r>
+              <w:t>CMD_BIAS_COMP_T1</w:t>
+            </w:r>
+          </w:p>
+        </w:tc>
+        <w:tc>
+          <w:tcPr>
+            <w:tcW w:w="1282" w:type="dxa"/>
+          </w:tcPr>
+          <w:p>
+            <w:r>
+              <w:rPr>
+                <w:rFonts w:hint="eastAsia"/>
+              </w:rPr>
+              <w:t>29</w:t>
+            </w:r>
+          </w:p>
+        </w:tc>
+      </w:tr>
+      <w:tr>
+        <w:tc>
+          <w:tcPr>
+            <w:tcW w:w="1239" w:type="dxa"/>
+          </w:tcPr>
+          <w:p>
+            <w:r>
+              <w:rPr>
+                <w:rFonts w:hint="eastAsia"/>
+              </w:rPr>
+              <w:t>41</w:t>
+            </w:r>
+          </w:p>
+        </w:tc>
+        <w:tc>
+          <w:tcPr>
+            <w:tcW w:w="2765" w:type="dxa"/>
+          </w:tcPr>
+          <w:p>
+            <w:r>
+              <w:t>CMD_BIAS_COMP_T2</w:t>
+            </w:r>
+          </w:p>
+        </w:tc>
+        <w:tc>
+          <w:tcPr>
+            <w:tcW w:w="1282" w:type="dxa"/>
+          </w:tcPr>
+          <w:p>
+            <w:r>
+              <w:rPr>
+                <w:rFonts w:hint="eastAsia"/>
+              </w:rPr>
+              <w:t>30</w:t>
+            </w:r>
+          </w:p>
+        </w:tc>
+      </w:tr>
+      <w:tr>
+        <w:tc>
+          <w:tcPr>
+            <w:tcW w:w="1239" w:type="dxa"/>
+          </w:tcPr>
+          <w:p>
+            <w:r>
+              <w:rPr>
+                <w:rFonts w:hint="eastAsia"/>
+              </w:rPr>
+              <w:t>42</w:t>
+            </w:r>
+          </w:p>
+        </w:tc>
+        <w:tc>
+          <w:tcPr>
+            <w:tcW w:w="2765" w:type="dxa"/>
+          </w:tcPr>
+          <w:p>
+            <w:r>
+              <w:t>CMD_SFB_1_SLOPE</w:t>
+            </w:r>
+          </w:p>
+        </w:tc>
+        <w:tc>
+          <w:tcPr>
+            <w:tcW w:w="1282" w:type="dxa"/>
+          </w:tcPr>
+          <w:p>
+            <w:r>
+              <w:rPr>
+                <w:rFonts w:hint="eastAsia"/>
+              </w:rPr>
+              <w:t>31</w:t>
+            </w:r>
+          </w:p>
+        </w:tc>
+      </w:tr>
+      <w:tr>
+        <w:tc>
+          <w:tcPr>
+            <w:tcW w:w="1239" w:type="dxa"/>
+          </w:tcPr>
+          <w:p>
+            <w:r>
+              <w:rPr>
+                <w:rFonts w:hint="eastAsia"/>
+              </w:rPr>
+              <w:t>44</w:t>
+            </w:r>
+          </w:p>
+        </w:tc>
+        <w:tc>
+          <w:tcPr>
+            <w:tcW w:w="2765" w:type="dxa"/>
+          </w:tcPr>
+          <w:p>
+            <w:r>
+              <w:t>CMD_SFB_2_SLOPE</w:t>
+            </w:r>
+          </w:p>
+        </w:tc>
+        <w:tc>
+          <w:tcPr>
+            <w:tcW w:w="1282" w:type="dxa"/>
+          </w:tcPr>
+          <w:p>
+            <w:r>
+              <w:rPr>
+                <w:rFonts w:hint="eastAsia"/>
+              </w:rPr>
+              <w:t>33</w:t>
+            </w:r>
+          </w:p>
+        </w:tc>
+      </w:tr>
+      <w:tr>
+        <w:tc>
+          <w:tcPr>
+            <w:tcW w:w="1239" w:type="dxa"/>
+          </w:tcPr>
+          <w:p>
+            <w:r>
+              <w:rPr>
+                <w:rFonts w:hint="eastAsia"/>
+              </w:rPr>
+              <w:t>46</w:t>
+            </w:r>
+          </w:p>
+        </w:tc>
+        <w:tc>
+          <w:tcPr>
+            <w:tcW w:w="2765" w:type="dxa"/>
+          </w:tcPr>
+          <w:p>
+            <w:r>
+              <w:t>CMD_SFB_3_SLOPE</w:t>
+            </w:r>
+          </w:p>
+        </w:tc>
+        <w:tc>
+          <w:tcPr>
+            <w:tcW w:w="1282" w:type="dxa"/>
+          </w:tcPr>
+          <w:p>
+            <w:r>
+              <w:rPr>
+                <w:rFonts w:hint="eastAsia"/>
+              </w:rPr>
+              <w:t>35</w:t>
+            </w:r>
+          </w:p>
+        </w:tc>
+      </w:tr>
+      <w:tr>
+        <w:tc>
+          <w:tcPr>
+            <w:tcW w:w="1239" w:type="dxa"/>
+          </w:tcPr>
+          <w:p>
+            <w:r>
+              <w:rPr>
+                <w:rFonts w:hint="eastAsia"/>
+              </w:rPr>
+              <w:t>43</w:t>
+            </w:r>
+          </w:p>
+        </w:tc>
+        <w:tc>
+          <w:tcPr>
+            <w:tcW w:w="2765" w:type="dxa"/>
+          </w:tcPr>
+          <w:p>
+            <w:r>
+              <w:t>CMD_SFB_1_OFFSET</w:t>
+            </w:r>
+          </w:p>
+        </w:tc>
+        <w:tc>
+          <w:tcPr>
+            <w:tcW w:w="1282" w:type="dxa"/>
+          </w:tcPr>
+          <w:p>
+            <w:r>
+              <w:rPr>
+                <w:rFonts w:hint="eastAsia"/>
+              </w:rPr>
+              <w:t>32</w:t>
+            </w:r>
+          </w:p>
+        </w:tc>
+      </w:tr>
+      <w:tr>
+        <w:tc>
+          <w:tcPr>
+            <w:tcW w:w="1239" w:type="dxa"/>
+          </w:tcPr>
+          <w:p>
+            <w:r>
+              <w:rPr>
+                <w:rFonts w:hint="eastAsia"/>
+              </w:rPr>
+              <w:t>45</w:t>
+            </w:r>
+          </w:p>
+        </w:tc>
+        <w:tc>
+          <w:tcPr>
+            <w:tcW w:w="2765" w:type="dxa"/>
+          </w:tcPr>
+          <w:p>
+            <w:r>
+              <w:t>CMD_SFB_2_OFFSET</w:t>
+            </w:r>
+          </w:p>
+        </w:tc>
+        <w:tc>
+          <w:tcPr>
+            <w:tcW w:w="1282" w:type="dxa"/>
+          </w:tcPr>
+          <w:p>
+            <w:r>
+              <w:rPr>
+                <w:rFonts w:hint="eastAsia"/>
+              </w:rPr>
+              <w:t>34</w:t>
+            </w:r>
+          </w:p>
+        </w:tc>
+      </w:tr>
+      <w:tr>
+        <w:tc>
+          <w:tcPr>
+            <w:tcW w:w="1239" w:type="dxa"/>
+          </w:tcPr>
+          <w:p>
+            <w:r>
+              <w:rPr>
+                <w:rFonts w:hint="eastAsia"/>
+              </w:rPr>
+              <w:t>47</w:t>
+            </w:r>
+          </w:p>
+        </w:tc>
+        <w:tc>
+          <w:tcPr>
+            <w:tcW w:w="2765" w:type="dxa"/>
+          </w:tcPr>
+          <w:p>
+            <w:r>
+              <w:t>CMD_SFB_3_OFFSET</w:t>
+            </w:r>
+          </w:p>
+        </w:tc>
+        <w:tc>
+          <w:tcPr>
+            <w:tcW w:w="1282" w:type="dxa"/>
+          </w:tcPr>
+          <w:p>
+            <w:r>
+              <w:rPr>
+                <w:rFonts w:hint="eastAsia"/>
+              </w:rPr>
+              <w:t>36</w:t>
+            </w:r>
+          </w:p>
+        </w:tc>
+      </w:tr>
+      <w:tr>
+        <w:tc>
+          <w:tcPr>
+            <w:tcW w:w="1239" w:type="dxa"/>
+          </w:tcPr>
+          <w:p>
+            <w:r>
+              <w:rPr>
+                <w:rFonts w:hint="eastAsia"/>
+              </w:rPr>
+              <w:t>101</w:t>
+            </w:r>
+          </w:p>
+        </w:tc>
+        <w:tc>
+          <w:tcPr>
+            <w:tcW w:w="2765" w:type="dxa"/>
+          </w:tcPr>
+          <w:p>
+            <w:r>
+              <w:t>CMD_FPGA_VERSION</w:t>
+            </w:r>
+          </w:p>
+        </w:tc>
+        <w:tc>
+          <w:tcPr>
+            <w:tcW w:w="1282" w:type="dxa"/>
+          </w:tcPr>
+          <w:p>
+            <w:r>
+              <w:rPr>
+                <w:rFonts w:hint="eastAsia"/>
+              </w:rPr>
+              <w:t>101</w:t>
+            </w:r>
+          </w:p>
+        </w:tc>
+      </w:tr>
+    </w:tbl>
+    <w:p/>
+    <w:p>
+      <w:pPr>
+        <w:rPr>
+          <w:rFonts w:hint="eastAsia"/>
+        </w:rPr>
+      </w:pPr>
+      <w:r>
+        <w:t>{"FREQ":99, "MOD_H":8842, "MOD_L":-8842, "ERR_OFFSET":0, "POLARITY":1, "WAIT_CNT":0, "ERR_TH":0, "ERR_AVG":0, "GAIN1":5, "GAIN2":7, "FB_ON":1, "CONST_STEP":16384, "HD_Q":1, "HD_R":6, "SF0":0.0000000000, "SF1":0.0005900000, "SF2":0.0000000000, "SF3":0.0000000000, "SF4":0.0000000000, "SF5":0.0000000000, "SF6":0.0000000000, "SF7":0.0000000000, "SF8":0.0000000000, "SF9":0.0000000000, "TMIN":-20, "T1":-10, "T2":0, "T3":10, "T4":20, "T5":30, "T6":40, "T7":50, "TMAX":80, "DAC_GAIN":47, "DATA_RATE":2000, "SFB":0.0000000000, "CUTOFF":1500, "BIAS_COMP_T1":-7.6999998093, "BIAS_COMP_T2":57.0999984741, "SFB_1_SLOPE":-0.0000650000, "SFB_1_OFFSET":-0.0017949000, "SFB_2_SLOPE":-0.0000022400, "SFB_2_OFFSET":-0.0013140599, "SFB_3_SLOPE":0.0000470800, "SFB_3_OFFSET":-0.0041313400,"STD_Wx":0.00999999,"STD_Wy":0.01999999,"STD_Wz":0.02999999}</w:t>
+      </w:r>
+    </w:p>
+    <w:p>
+      <w:pPr>
+        <w:pStyle w:val="3"/>
+      </w:pPr>
+      <w:r>
+        <w:rPr>
+          <w:rFonts w:hint="eastAsia"/>
+        </w:rPr>
+        <w:t>按下校正</w:t>
+      </w:r>
+      <w:r>
+        <w:rPr>
+          <w:rFonts w:hint="eastAsia"/>
+        </w:rPr>
+        <w:t>dump:</w:t>
+      </w:r>
+    </w:p>
+    <w:p>
+      <w:r>
+        <w:rPr>
+          <w:rFonts w:hint="eastAsia"/>
+        </w:rPr>
+        <w:t xml:space="preserve">129: </w:t>
+      </w:r>
+      <w:r>
+        <w:t>CMD_DUMP_CALI_PARAMETERS</w:t>
+      </w:r>
+    </w:p>
+    <w:tbl>
+      <w:tblPr>
+        <w:tblStyle w:val="afd"/>
+        <w:tblW w:w="0" w:type="auto"/>
+        <w:tblLook w:val="04A0" w:firstRow="1" w:lastRow="0" w:firstColumn="1" w:lastColumn="0" w:noHBand="0" w:noVBand="1"/>
+      </w:tblPr>
+      <w:tblGrid>
+        <w:gridCol w:w="8296"/>
+      </w:tblGrid>
+      <w:tr>
+        <w:tc>
+          <w:tcPr>
+            <w:tcW w:w="8296" w:type="dxa"/>
+          </w:tcPr>
+          <w:p>
+            <w:pPr>
+              <w:pStyle w:val="af2"/>
+              <w:framePr w:wrap="notBeside"/>
+            </w:pPr>
+            <w:r>
+              <w:rPr>
+                <w:noProof/>
+              </w:rPr>
+              <w:drawing>
+                <wp:inline distT="0" distB="0" distL="0" distR="0" wp14:anchorId="3F577AD7" wp14:editId="1A1057CF">
+                  <wp:extent cx="2067213" cy="247685"/>
+                  <wp:effectExtent l="0" t="0" r="0" b="0"/>
+                  <wp:docPr id="868637980" name="圖片 1"/>
+                  <wp:cNvGraphicFramePr>
+                    <a:graphicFrameLocks xmlns:a="http://schemas.openxmlformats.org/drawingml/2006/main" noChangeAspect="1"/>
+                  </wp:cNvGraphicFramePr>
+                  <a:graphic xmlns:a="http://schemas.openxmlformats.org/drawingml/2006/main">
+                    <a:graphicData uri="http://schemas.openxmlformats.org/drawingml/2006/picture">
+                      <pic:pic xmlns:pic="http://schemas.openxmlformats.org/drawingml/2006/picture">
+                        <pic:nvPicPr>
+                          <pic:cNvPr id="868637980" name=""/>
+                          <pic:cNvPicPr/>
+                        </pic:nvPicPr>
+                        <pic:blipFill>
+                          <a:blip r:embed="rId15"/>
+                          <a:stretch>
+                            <a:fillRect/>
+                          </a:stretch>
+                        </pic:blipFill>
+                        <pic:spPr>
+                          <a:xfrm>
+                            <a:off x="0" y="0"/>
+                            <a:ext cx="2067213" cy="247685"/>
+                          </a:xfrm>
+                          <a:prstGeom prst="rect">
+                            <a:avLst/>
+                          </a:prstGeom>
+                        </pic:spPr>
+                      </pic:pic>
+                    </a:graphicData>
+                  </a:graphic>
+                </wp:inline>
+              </w:drawing>
+            </w:r>
+          </w:p>
+        </w:tc>
+      </w:tr>
+    </w:tbl>
+    <w:p/>
+    <w:p>
+      <w:pPr>
+        <w:pStyle w:val="3"/>
+      </w:pPr>
+      <w:r>
+        <w:rPr>
+          <w:rFonts w:hint="eastAsia"/>
+        </w:rPr>
+        <w:t>DUMP VERSION:</w:t>
+      </w:r>
+    </w:p>
+    <w:p>
+      <w:pPr>
+        <w:rPr>
+          <w:rFonts w:hint="eastAsia"/>
+        </w:rPr>
+      </w:pPr>
+      <w:r>
+        <w:rPr>
+          <w:rFonts w:hint="eastAsia"/>
+        </w:rPr>
+        <w:t>原本</w:t>
+      </w:r>
+      <w:r>
+        <w:rPr>
+          <w:rFonts w:hint="eastAsia"/>
+        </w:rPr>
+        <w:t xml:space="preserve">: </w:t>
+      </w:r>
+      <w:r>
+        <w:t>MCU_G-AHRS_5.</w:t>
+      </w:r>
+      <w:proofErr w:type="gramStart"/>
+      <w:r>
+        <w:t>21,FPGA</w:t>
+      </w:r>
+      <w:proofErr w:type="gramEnd"/>
+      <w:r>
+        <w:t>-GP-PLL100-30</w:t>
+      </w:r>
+    </w:p>
     <w:sectPr>
       <w:pgSz w:w="11906" w:h="16838"/>
       <w:pgMar w:top="1440" w:right="1800" w:bottom="1440" w:left="1800" w:header="851" w:footer="992" w:gutter="0"/>
@@ -4531,7 +6246,6 @@
   <w:style w:type="character" w:default="1" w:styleId="a0">
     <w:name w:val="Default Paragraph Font"/>
     <w:uiPriority w:val="1"/>
-    <w:semiHidden/>
     <w:unhideWhenUsed/>
   </w:style>
   <w:style w:type="table" w:default="1" w:styleId="a1">

--- a/intel_IP/LGSM/doc/LGSM FPGA 程式變更.docx
+++ b/intel_IP/LGSM/doc/LGSM FPGA 程式變更.docx
@@ -378,6 +378,60 @@
         <w:br w:type="page"/>
       </w:r>
     </w:p>
+    <w:p>
+      <w:pPr>
+        <w:pStyle w:val="2"/>
+      </w:pPr>
+      <w:r>
+        <w:rPr>
+          <w:rFonts w:hint="eastAsia"/>
+        </w:rPr>
+        <w:lastRenderedPageBreak/>
+        <w:t>新程式找參數</w:t>
+      </w:r>
+      <w:r>
+        <w:rPr>
+          <w:rFonts w:hint="eastAsia"/>
+        </w:rPr>
+        <w:t>:</w:t>
+      </w:r>
+    </w:p>
+    <w:p>
+      <w:r>
+        <w:rPr>
+          <w:rFonts w:hint="eastAsia"/>
+        </w:rPr>
+        <w:t>STEP 0: 4.39v</w:t>
+      </w:r>
+    </w:p>
+    <w:p>
+      <w:pPr>
+        <w:rPr>
+          <w:rFonts w:hint="eastAsia"/>
+        </w:rPr>
+      </w:pPr>
+      <w:r>
+        <w:rPr>
+          <w:rFonts w:hint="eastAsia"/>
+        </w:rPr>
+        <w:t xml:space="preserve">STEP 16384:2.21 </w:t>
+      </w:r>
+    </w:p>
+    <w:p>
+      <w:pPr>
+        <w:widowControl/>
+        <w:spacing w:before="0" w:after="160" w:line="278" w:lineRule="auto"/>
+      </w:pPr>
+      <w:r>
+        <w:br w:type="page"/>
+      </w:r>
+    </w:p>
+    <w:p>
+      <w:pPr>
+        <w:widowControl/>
+        <w:spacing w:before="0" w:after="160" w:line="278" w:lineRule="auto"/>
+      </w:pPr>
+    </w:p>
     <w:tbl>
       <w:tblPr>
         <w:tblStyle w:val="afd"/>
@@ -404,7 +458,6 @@
               <w:rPr>
                 <w:noProof/>
               </w:rPr>
-              <w:lastRenderedPageBreak/>
               <w:drawing>
                 <wp:inline distT="0" distB="0" distL="0" distR="0" wp14:anchorId="66487D47" wp14:editId="05FAEA88">
                   <wp:extent cx="5274310" cy="4010025"/>
@@ -1847,11 +1900,6 @@
     </w:tbl>
     <w:p/>
     <w:p>
-      <w:pPr>
-        <w:rPr>
-          <w:rFonts w:hint="eastAsia"/>
-        </w:rPr>
-      </w:pPr>
       <w:r>
         <w:t>{"FREQ":99, "MOD_H":8842, "MOD_L":-8842, "ERR_OFFSET":0, "POLARITY":1, "WAIT_CNT":0, "ERR_TH":0, "ERR_AVG":0, "GAIN1":5, "GAIN2":7, "FB_ON":1, "CONST_STEP":16384, "HD_Q":1, "HD_R":6, "SF0":0.0000000000, "SF1":0.0005900000, "SF2":0.0000000000, "SF3":0.0000000000, "SF4":0.0000000000, "SF5":0.0000000000, "SF6":0.0000000000, "SF7":0.0000000000, "SF8":0.0000000000, "SF9":0.0000000000, "TMIN":-20, "T1":-10, "T2":0, "T3":10, "T4":20, "T5":30, "T6":40, "T7":50, "TMAX":80, "DAC_GAIN":47, "DATA_RATE":2000, "SFB":0.0000000000, "CUTOFF":1500, "BIAS_COMP_T1":-7.6999998093, "BIAS_COMP_T2":57.0999984741, "SFB_1_SLOPE":-0.0000650000, "SFB_1_OFFSET":-0.0017949000, "SFB_2_SLOPE":-0.0000022400, "SFB_2_OFFSET":-0.0013140599, "SFB_3_SLOPE":0.0000470800, "SFB_3_OFFSET":-0.0041313400,"STD_Wx":0.00999999,"STD_Wy":0.01999999,"STD_Wz":0.02999999}</w:t>
       </w:r>
@@ -1960,11 +2008,6 @@
       </w:r>
     </w:p>
     <w:p>
-      <w:pPr>
-        <w:rPr>
-          <w:rFonts w:hint="eastAsia"/>
-        </w:rPr>
-      </w:pPr>
       <w:r>
         <w:rPr>
           <w:rFonts w:hint="eastAsia"/>
@@ -6246,6 +6289,7 @@
   <w:style w:type="character" w:default="1" w:styleId="a0">
     <w:name w:val="Default Paragraph Font"/>
     <w:uiPriority w:val="1"/>
+    <w:semiHidden/>
     <w:unhideWhenUsed/>
   </w:style>
   <w:style w:type="table" w:default="1" w:styleId="a1">

--- a/intel_IP/LGSM/doc/LGSM FPGA 程式變更.docx
+++ b/intel_IP/LGSM/doc/LGSM FPGA 程式變更.docx
@@ -2,6 +2,219 @@
 <file path=word/document.xml><?xml version="1.0" encoding="utf-8"?>
 <w:document xmlns:wpc="http://schemas.microsoft.com/office/word/2010/wordprocessingCanvas" xmlns:cx="http://schemas.microsoft.com/office/drawing/2014/chartex" xmlns:cx1="http://schemas.microsoft.com/office/drawing/2015/9/8/chartex" xmlns:cx2="http://schemas.microsoft.com/office/drawing/2015/10/21/chartex" xmlns:cx3="http://schemas.microsoft.com/office/drawing/2016/5/9/chartex" xmlns:cx4="http://schemas.microsoft.com/office/drawing/2016/5/10/chartex" xmlns:cx5="http://schemas.microsoft.com/office/drawing/2016/5/11/chartex" xmlns:cx6="http://schemas.microsoft.com/office/drawing/2016/5/12/chartex" xmlns:cx7="http://schemas.microsoft.com/office/drawing/2016/5/13/chartex" xmlns:cx8="http://schemas.microsoft.com/office/drawing/2016/5/14/chartex" xmlns:mc="http://schemas.openxmlformats.org/markup-compatibility/2006" xmlns:aink="http://schemas.microsoft.com/office/drawing/2016/ink" xmlns:am3d="http://schemas.microsoft.com/office/drawing/2017/model3d" xmlns:o="urn:schemas-microsoft-com:office:office" xmlns:oel="http://schemas.microsoft.com/office/2019/extlst" xmlns:r="http://schemas.openxmlformats.org/officeDocument/2006/relationships" xmlns:m="http://schemas.openxmlformats.org/officeDocument/2006/math" xmlns:v="urn:schemas-microsoft-com:vml" xmlns:wp14="http://schemas.microsoft.com/office/word/2010/wordprocessingDrawing" xmlns:wp="http://schemas.openxmlformats.org/drawingml/2006/wordprocessingDrawing" xmlns:w10="urn:schemas-microsoft-com:office:word" xmlns:w="http://schemas.openxmlformats.org/wordprocessingml/2006/main" xmlns:w14="http://schemas.microsoft.com/office/word/2010/wordml" xmlns:w15="http://schemas.microsoft.com/office/word/2012/wordml" xmlns:w16cex="http://schemas.microsoft.com/office/word/2018/wordml/cex" xmlns:w16cid="http://schemas.microsoft.com/office/word/2016/wordml/cid" xmlns:w16="http://schemas.microsoft.com/office/word/2018/wordml" xmlns:w16du="http://schemas.microsoft.com/office/word/2023/wordml/word16du" xmlns:w16sdtdh="http://schemas.microsoft.com/office/word/2020/wordml/sdtdatahash" xmlns:w16sdtfl="http://schemas.microsoft.com/office/word/2024/wordml/sdtformatlock" xmlns:w16se="http://schemas.microsoft.com/office/word/2015/wordml/symex" xmlns:wpg="http://schemas.microsoft.com/office/word/2010/wordprocessingGroup" xmlns:wpi="http://schemas.microsoft.com/office/word/2010/wordprocessingInk" xmlns:wne="http://schemas.microsoft.com/office/word/2006/wordml" xmlns:wps="http://schemas.microsoft.com/office/word/2010/wordprocessingShape" mc:Ignorable="w14 w15 w16se w16cid w16 w16cex w16sdtdh w16sdtfl w16du wp14">
   <w:body>
+    <w:p>
+      <w:pPr>
+        <w:pStyle w:val="2"/>
+      </w:pPr>
+      <w:r>
+        <w:rPr>
+          <w:rFonts w:hint="eastAsia"/>
+        </w:rPr>
+        <w:t>TODO:</w:t>
+      </w:r>
+    </w:p>
+    <w:p>
+      <w:pPr>
+        <w:pStyle w:val="a9"/>
+        <w:numPr>
+          <w:ilvl w:val="0"/>
+          <w:numId w:val="33"/>
+        </w:numPr>
+      </w:pPr>
+      <w:r>
+        <w:rPr>
+          <w:rFonts w:hint="eastAsia"/>
+        </w:rPr>
+        <w:t>量測</w:t>
+      </w:r>
+      <w:r>
+        <w:rPr>
+          <w:rFonts w:hint="eastAsia"/>
+        </w:rPr>
+        <w:t xml:space="preserve"> SYNC</w:t>
+      </w:r>
+      <w:r>
+        <w:rPr>
+          <w:rFonts w:hint="eastAsia"/>
+        </w:rPr>
+        <w:t>，</w:t>
+      </w:r>
+      <w:r>
+        <w:rPr>
+          <w:rFonts w:hint="eastAsia"/>
+        </w:rPr>
+        <w:t>FPGA TX</w:t>
+      </w:r>
+      <w:r>
+        <w:rPr>
+          <w:rFonts w:hint="eastAsia"/>
+        </w:rPr>
+        <w:t>，</w:t>
+      </w:r>
+      <w:r>
+        <w:rPr>
+          <w:rFonts w:hint="eastAsia"/>
+        </w:rPr>
+        <w:t>MCU TX</w:t>
+      </w:r>
+      <w:r>
+        <w:rPr>
+          <w:rFonts w:hint="eastAsia"/>
+        </w:rPr>
+        <w:t>，紀錄時間</w:t>
+      </w:r>
+    </w:p>
+    <w:p>
+      <w:pPr>
+        <w:pStyle w:val="a9"/>
+        <w:numPr>
+          <w:ilvl w:val="0"/>
+          <w:numId w:val="33"/>
+        </w:numPr>
+      </w:pPr>
+      <w:r>
+        <w:rPr>
+          <w:rFonts w:hint="eastAsia"/>
+        </w:rPr>
+        <w:t>增加</w:t>
+      </w:r>
+      <w:r>
+        <w:rPr>
+          <w:rFonts w:hint="eastAsia"/>
+        </w:rPr>
+        <w:t xml:space="preserve"> PD_TEMP </w:t>
+      </w:r>
+      <w:r>
+        <w:rPr>
+          <w:rFonts w:hint="eastAsia"/>
+        </w:rPr>
+        <w:t>精度</w:t>
+      </w:r>
+    </w:p>
+    <w:p>
+      <w:pPr>
+        <w:pStyle w:val="a9"/>
+        <w:numPr>
+          <w:ilvl w:val="0"/>
+          <w:numId w:val="33"/>
+        </w:numPr>
+      </w:pPr>
+      <w:r>
+        <w:rPr>
+          <w:rFonts w:hint="eastAsia"/>
+        </w:rPr>
+        <w:t xml:space="preserve">MEMS IMU BW </w:t>
+      </w:r>
+      <w:r>
+        <w:rPr>
+          <w:rFonts w:hint="eastAsia"/>
+        </w:rPr>
+        <w:t>設死在</w:t>
+      </w:r>
+      <w:r>
+        <w:rPr>
+          <w:rFonts w:hint="eastAsia"/>
+        </w:rPr>
+        <w:t xml:space="preserve"> 25 Hz</w:t>
+      </w:r>
+      <w:r>
+        <w:rPr>
+          <w:rFonts w:hint="eastAsia"/>
+        </w:rPr>
+        <w:t>，增加</w:t>
+      </w:r>
+      <w:r>
+        <w:rPr>
+          <w:rFonts w:hint="eastAsia"/>
+        </w:rPr>
+        <w:t>lib</w:t>
+      </w:r>
+      <w:r>
+        <w:rPr>
+          <w:rFonts w:hint="eastAsia"/>
+        </w:rPr>
+        <w:t>功能</w:t>
+      </w:r>
+    </w:p>
+    <w:p>
+      <w:pPr>
+        <w:pStyle w:val="a9"/>
+        <w:numPr>
+          <w:ilvl w:val="0"/>
+          <w:numId w:val="33"/>
+        </w:numPr>
+      </w:pPr>
+      <w:r>
+        <w:rPr>
+          <w:rFonts w:hint="eastAsia"/>
+        </w:rPr>
+        <w:t xml:space="preserve">FOG </w:t>
+      </w:r>
+      <w:r>
+        <w:rPr>
+          <w:rFonts w:hint="eastAsia"/>
+        </w:rPr>
+        <w:t>轉速之數位濾波，若</w:t>
+      </w:r>
+      <w:r>
+        <w:rPr>
+          <w:rFonts w:hint="eastAsia"/>
+        </w:rPr>
+        <w:t>SYNC</w:t>
+      </w:r>
+      <w:r>
+        <w:rPr>
+          <w:rFonts w:hint="eastAsia"/>
+        </w:rPr>
+        <w:t>是</w:t>
+      </w:r>
+      <w:r>
+        <w:rPr>
+          <w:rFonts w:hint="eastAsia"/>
+        </w:rPr>
+        <w:t>200 H</w:t>
+      </w:r>
+      <w:r>
+        <w:t>z</w:t>
+      </w:r>
+      <w:r>
+        <w:rPr>
+          <w:rFonts w:hint="eastAsia"/>
+        </w:rPr>
+        <w:t>，那</w:t>
+      </w:r>
+      <w:r>
+        <w:rPr>
+          <w:rFonts w:hint="eastAsia"/>
+        </w:rPr>
+        <w:t>BW</w:t>
+      </w:r>
+      <w:r>
+        <w:rPr>
+          <w:rFonts w:hint="eastAsia"/>
+        </w:rPr>
+        <w:t>只能是</w:t>
+      </w:r>
+      <w:r>
+        <w:rPr>
+          <w:rFonts w:hint="eastAsia"/>
+        </w:rPr>
+        <w:t>100</w:t>
+      </w:r>
+      <w:r>
+        <w:rPr>
+          <w:rFonts w:hint="eastAsia"/>
+        </w:rPr>
+        <w:t>嗎</w:t>
+      </w:r>
+      <w:r>
+        <w:rPr>
+          <w:rFonts w:hint="eastAsia"/>
+        </w:rPr>
+        <w:t>?</w:t>
+      </w:r>
+    </w:p>
+    <w:p/>
     <w:p>
       <w:pPr>
         <w:pStyle w:val="2"/>
@@ -405,11 +618,6 @@
       </w:r>
     </w:p>
     <w:p>
-      <w:pPr>
-        <w:rPr>
-          <w:rFonts w:hint="eastAsia"/>
-        </w:rPr>
-      </w:pPr>
       <w:r>
         <w:rPr>
           <w:rFonts w:hint="eastAsia"/>
@@ -889,43 +1097,27 @@
               <w:rPr>
                 <w:rFonts w:hint="eastAsia"/>
               </w:rPr>
-              <w:t xml:space="preserve">MCU </w:t>
-            </w:r>
-            <w:proofErr w:type="spellStart"/>
+              <w:t>MCU cmd</w:t>
+            </w:r>
+          </w:p>
+        </w:tc>
+        <w:tc>
+          <w:tcPr>
+            <w:tcW w:w="2765" w:type="dxa"/>
+          </w:tcPr>
+          <w:p/>
+        </w:tc>
+        <w:tc>
+          <w:tcPr>
+            <w:tcW w:w="1282" w:type="dxa"/>
+          </w:tcPr>
+          <w:p>
             <w:r>
               <w:rPr>
                 <w:rFonts w:hint="eastAsia"/>
               </w:rPr>
-              <w:t>cmd</w:t>
-            </w:r>
-            <w:proofErr w:type="spellEnd"/>
-          </w:p>
-        </w:tc>
-        <w:tc>
-          <w:tcPr>
-            <w:tcW w:w="2765" w:type="dxa"/>
-          </w:tcPr>
-          <w:p/>
-        </w:tc>
-        <w:tc>
-          <w:tcPr>
-            <w:tcW w:w="1282" w:type="dxa"/>
-          </w:tcPr>
-          <w:p>
-            <w:r>
-              <w:rPr>
-                <w:rFonts w:hint="eastAsia"/>
-              </w:rPr>
-              <w:t xml:space="preserve">FPGA </w:t>
-            </w:r>
-            <w:proofErr w:type="spellStart"/>
-            <w:r>
-              <w:rPr>
-                <w:rFonts w:hint="eastAsia"/>
-              </w:rPr>
-              <w:t>cmd</w:t>
-            </w:r>
-            <w:proofErr w:type="spellEnd"/>
+              <w:t>FPGA cmd</w:t>
+            </w:r>
           </w:p>
         </w:tc>
       </w:tr>
@@ -2021,17 +2213,966 @@
         <w:t xml:space="preserve">: </w:t>
       </w:r>
       <w:r>
-        <w:t>MCU_G-AHRS_5.</w:t>
-      </w:r>
-      <w:proofErr w:type="gramStart"/>
-      <w:r>
-        <w:t>21,FPGA</w:t>
-      </w:r>
-      <w:proofErr w:type="gramEnd"/>
-      <w:r>
-        <w:t>-GP-PLL100-30</w:t>
+        <w:t>MCU_G-AHRS_5.21,FPGA-GP-PLL100-30</w:t>
       </w:r>
     </w:p>
+    <w:p>
+      <w:pPr>
+        <w:widowControl/>
+        <w:spacing w:before="0" w:after="160" w:line="278" w:lineRule="auto"/>
+      </w:pPr>
+      <w:r>
+        <w:br w:type="page"/>
+      </w:r>
+    </w:p>
+    <w:p>
+      <w:pPr>
+        <w:pStyle w:val="2"/>
+      </w:pPr>
+      <w:r>
+        <w:rPr>
+          <w:rFonts w:hint="eastAsia"/>
+        </w:rPr>
+        <w:lastRenderedPageBreak/>
+        <w:t>舊時序</w:t>
+      </w:r>
+      <w:r>
+        <w:rPr>
+          <w:rFonts w:hint="eastAsia"/>
+        </w:rPr>
+        <w:t>:</w:t>
+      </w:r>
+    </w:p>
+    <w:p>
+      <w:pPr>
+        <w:widowControl/>
+        <w:spacing w:before="0" w:after="160" w:line="278" w:lineRule="auto"/>
+      </w:pPr>
+    </w:p>
+    <w:p>
+      <w:pPr>
+        <w:widowControl/>
+        <w:spacing w:before="0" w:after="160" w:line="278" w:lineRule="auto"/>
+        <w:rPr>
+          <w:rFonts w:asciiTheme="majorHAnsi" w:hAnsiTheme="majorHAnsi" w:cstheme="majorBidi"/>
+          <w:b/>
+          <w:sz w:val="28"/>
+          <w:szCs w:val="40"/>
+        </w:rPr>
+      </w:pPr>
+      <w:r>
+        <w:br w:type="page"/>
+      </w:r>
+    </w:p>
+    <w:p>
+      <w:pPr>
+        <w:pStyle w:val="2"/>
+      </w:pPr>
+      <w:r>
+        <w:rPr>
+          <w:rFonts w:hint="eastAsia"/>
+        </w:rPr>
+        <w:lastRenderedPageBreak/>
+        <w:t>新</w:t>
+      </w:r>
+      <w:r>
+        <w:rPr>
+          <w:rFonts w:hint="eastAsia"/>
+        </w:rPr>
+        <w:t>時序</w:t>
+      </w:r>
+      <w:r>
+        <w:rPr>
+          <w:rFonts w:hint="eastAsia"/>
+        </w:rPr>
+        <w:t>:</w:t>
+      </w:r>
+    </w:p>
+    <w:p>
+      <w:pPr>
+        <w:pStyle w:val="3"/>
+      </w:pPr>
+      <w:r>
+        <w:rPr>
+          <w:rFonts w:hint="eastAsia"/>
+        </w:rPr>
+        <w:t>SYNC vs FPGA Tx</w:t>
+      </w:r>
+    </w:p>
+    <w:p>
+      <w:r>
+        <w:rPr>
+          <w:rFonts w:hint="eastAsia"/>
+        </w:rPr>
+        <w:t xml:space="preserve">200Hz: SYNC </w:t>
+      </w:r>
+      <w:r>
+        <w:rPr>
+          <w:rFonts w:hint="eastAsia"/>
+        </w:rPr>
+        <w:t>到</w:t>
+      </w:r>
+      <w:r>
+        <w:rPr>
+          <w:rFonts w:hint="eastAsia"/>
+        </w:rPr>
+        <w:t xml:space="preserve"> FPGA Tx 0.84 ms</w:t>
+      </w:r>
+    </w:p>
+    <w:tbl>
+      <w:tblPr>
+        <w:tblStyle w:val="afd"/>
+        <w:tblW w:w="0" w:type="auto"/>
+        <w:tblLook w:val="04A0" w:firstRow="1" w:lastRow="0" w:firstColumn="1" w:lastColumn="0" w:noHBand="0" w:noVBand="1"/>
+      </w:tblPr>
+      <w:tblGrid>
+        <w:gridCol w:w="8296"/>
+      </w:tblGrid>
+      <w:tr>
+        <w:tc>
+          <w:tcPr>
+            <w:tcW w:w="8296" w:type="dxa"/>
+          </w:tcPr>
+          <w:p>
+            <w:pPr>
+              <w:pStyle w:val="af2"/>
+              <w:framePr w:wrap="notBeside"/>
+            </w:pPr>
+            <w:r>
+              <w:rPr>
+                <w:noProof/>
+              </w:rPr>
+              <w:drawing>
+                <wp:inline distT="0" distB="0" distL="0" distR="0" wp14:anchorId="03F0CBB6" wp14:editId="47C3AE1A">
+                  <wp:extent cx="5273040" cy="3324225"/>
+                  <wp:effectExtent l="0" t="0" r="3810" b="9525"/>
+                  <wp:docPr id="447784670" name="圖片 1"/>
+                  <wp:cNvGraphicFramePr>
+                    <a:graphicFrameLocks xmlns:a="http://schemas.openxmlformats.org/drawingml/2006/main" noChangeAspect="1"/>
+                  </wp:cNvGraphicFramePr>
+                  <a:graphic xmlns:a="http://schemas.openxmlformats.org/drawingml/2006/main">
+                    <a:graphicData uri="http://schemas.openxmlformats.org/drawingml/2006/picture">
+                      <pic:pic xmlns:pic="http://schemas.openxmlformats.org/drawingml/2006/picture">
+                        <pic:nvPicPr>
+                          <pic:cNvPr id="447784670" name=""/>
+                          <pic:cNvPicPr/>
+                        </pic:nvPicPr>
+                        <pic:blipFill>
+                          <a:blip r:embed="rId16"/>
+                          <a:stretch>
+                            <a:fillRect/>
+                          </a:stretch>
+                        </pic:blipFill>
+                        <pic:spPr>
+                          <a:xfrm>
+                            <a:off x="0" y="0"/>
+                            <a:ext cx="5273040" cy="3324225"/>
+                          </a:xfrm>
+                          <a:prstGeom prst="rect">
+                            <a:avLst/>
+                          </a:prstGeom>
+                        </pic:spPr>
+                      </pic:pic>
+                    </a:graphicData>
+                  </a:graphic>
+                </wp:inline>
+              </w:drawing>
+            </w:r>
+          </w:p>
+        </w:tc>
+      </w:tr>
+      <w:tr>
+        <w:tc>
+          <w:tcPr>
+            <w:tcW w:w="8296" w:type="dxa"/>
+          </w:tcPr>
+          <w:p>
+            <w:pPr>
+              <w:pStyle w:val="af2"/>
+              <w:framePr w:wrap="notBeside"/>
+            </w:pPr>
+            <w:r>
+              <w:rPr>
+                <w:rFonts w:hint="eastAsia"/>
+              </w:rPr>
+              <w:t>資料寬度</w:t>
+            </w:r>
+            <w:r>
+              <w:rPr>
+                <w:rFonts w:hint="eastAsia"/>
+              </w:rPr>
+              <w:t xml:space="preserve"> 1.4 ms: 1</w:t>
+            </w:r>
+            <w:r>
+              <w:rPr>
+                <w:rFonts w:hint="eastAsia"/>
+              </w:rPr>
+              <w:t>6</w:t>
+            </w:r>
+            <w:r>
+              <w:rPr>
+                <w:rFonts w:hint="eastAsia"/>
+              </w:rPr>
+              <w:t xml:space="preserve"> bytes = 1</w:t>
+            </w:r>
+            <w:r>
+              <w:rPr>
+                <w:rFonts w:hint="eastAsia"/>
+              </w:rPr>
+              <w:t>6</w:t>
+            </w:r>
+            <w:r>
+              <w:rPr>
+                <w:rFonts w:hint="eastAsia"/>
+              </w:rPr>
+              <w:t xml:space="preserve">0/115200 = </w:t>
+            </w:r>
+            <w:r>
+              <w:rPr>
+                <w:rFonts w:hint="eastAsia"/>
+              </w:rPr>
+              <w:t>1.39 ms</w:t>
+            </w:r>
+          </w:p>
+          <w:p>
+            <w:pPr>
+              <w:pStyle w:val="af2"/>
+              <w:framePr w:wrap="notBeside"/>
+            </w:pPr>
+            <w:r>
+              <w:rPr>
+                <w:noProof/>
+              </w:rPr>
+              <w:drawing>
+                <wp:inline distT="0" distB="0" distL="0" distR="0" wp14:anchorId="3487B442" wp14:editId="7641FEAA">
+                  <wp:extent cx="4528204" cy="2880147"/>
+                  <wp:effectExtent l="0" t="0" r="5715" b="0"/>
+                  <wp:docPr id="132879198" name="圖片 1"/>
+                  <wp:cNvGraphicFramePr>
+                    <a:graphicFrameLocks xmlns:a="http://schemas.openxmlformats.org/drawingml/2006/main" noChangeAspect="1"/>
+                  </wp:cNvGraphicFramePr>
+                  <a:graphic xmlns:a="http://schemas.openxmlformats.org/drawingml/2006/main">
+                    <a:graphicData uri="http://schemas.openxmlformats.org/drawingml/2006/picture">
+                      <pic:pic xmlns:pic="http://schemas.openxmlformats.org/drawingml/2006/picture">
+                        <pic:nvPicPr>
+                          <pic:cNvPr id="132879198" name=""/>
+                          <pic:cNvPicPr/>
+                        </pic:nvPicPr>
+                        <pic:blipFill>
+                          <a:blip r:embed="rId17"/>
+                          <a:stretch>
+                            <a:fillRect/>
+                          </a:stretch>
+                        </pic:blipFill>
+                        <pic:spPr>
+                          <a:xfrm>
+                            <a:off x="0" y="0"/>
+                            <a:ext cx="4531211" cy="2882059"/>
+                          </a:xfrm>
+                          <a:prstGeom prst="rect">
+                            <a:avLst/>
+                          </a:prstGeom>
+                        </pic:spPr>
+                      </pic:pic>
+                    </a:graphicData>
+                  </a:graphic>
+                </wp:inline>
+              </w:drawing>
+            </w:r>
+          </w:p>
+        </w:tc>
+      </w:tr>
+    </w:tbl>
+    <w:p/>
+    <w:p>
+      <w:pPr>
+        <w:widowControl/>
+        <w:spacing w:before="0" w:after="160" w:line="278" w:lineRule="auto"/>
+      </w:pPr>
+      <w:r>
+        <w:br w:type="page"/>
+      </w:r>
+    </w:p>
+    <w:p>
+      <w:pPr>
+        <w:pStyle w:val="3"/>
+      </w:pPr>
+      <w:r>
+        <w:rPr>
+          <w:rFonts w:hint="eastAsia"/>
+        </w:rPr>
+        <w:lastRenderedPageBreak/>
+        <w:t>SYNC vs MCU Tx</w:t>
+      </w:r>
+    </w:p>
+    <w:p/>
+    <w:tbl>
+      <w:tblPr>
+        <w:tblStyle w:val="afd"/>
+        <w:tblW w:w="0" w:type="auto"/>
+        <w:tblLook w:val="04A0" w:firstRow="1" w:lastRow="0" w:firstColumn="1" w:lastColumn="0" w:noHBand="0" w:noVBand="1"/>
+      </w:tblPr>
+      <w:tblGrid>
+        <w:gridCol w:w="8296"/>
+      </w:tblGrid>
+      <w:tr>
+        <w:tc>
+          <w:tcPr>
+            <w:tcW w:w="8296" w:type="dxa"/>
+          </w:tcPr>
+          <w:p>
+            <w:pPr>
+              <w:pStyle w:val="af2"/>
+              <w:framePr w:wrap="notBeside"/>
+            </w:pPr>
+            <w:r>
+              <w:rPr>
+                <w:rFonts w:hint="eastAsia"/>
+              </w:rPr>
+              <w:t>3.86 or 4.44 ms</w:t>
+            </w:r>
+            <w:r>
+              <w:rPr>
+                <w:rFonts w:hint="eastAsia"/>
+              </w:rPr>
+              <w:t>，兩個狀態，應該是狀態機切成兩個</w:t>
+            </w:r>
+            <w:r>
+              <w:rPr>
+                <w:rFonts w:hint="eastAsia"/>
+              </w:rPr>
+              <w:t xml:space="preserve"> </w:t>
+            </w:r>
+            <w:r>
+              <w:t>s</w:t>
+            </w:r>
+            <w:r>
+              <w:rPr>
+                <w:rFonts w:hint="eastAsia"/>
+              </w:rPr>
+              <w:t>tep</w:t>
+            </w:r>
+          </w:p>
+          <w:p>
+            <w:pPr>
+              <w:pStyle w:val="af2"/>
+              <w:framePr w:wrap="notBeside"/>
+            </w:pPr>
+            <w:r>
+              <w:rPr>
+                <w:noProof/>
+              </w:rPr>
+              <w:drawing>
+                <wp:inline distT="0" distB="0" distL="0" distR="0" wp14:anchorId="1E8B2A52" wp14:editId="34CB3367">
+                  <wp:extent cx="4881623" cy="3083192"/>
+                  <wp:effectExtent l="0" t="0" r="0" b="3175"/>
+                  <wp:docPr id="1401827904" name="圖片 1"/>
+                  <wp:cNvGraphicFramePr>
+                    <a:graphicFrameLocks xmlns:a="http://schemas.openxmlformats.org/drawingml/2006/main" noChangeAspect="1"/>
+                  </wp:cNvGraphicFramePr>
+                  <a:graphic xmlns:a="http://schemas.openxmlformats.org/drawingml/2006/main">
+                    <a:graphicData uri="http://schemas.openxmlformats.org/drawingml/2006/picture">
+                      <pic:pic xmlns:pic="http://schemas.openxmlformats.org/drawingml/2006/picture">
+                        <pic:nvPicPr>
+                          <pic:cNvPr id="1401827904" name=""/>
+                          <pic:cNvPicPr/>
+                        </pic:nvPicPr>
+                        <pic:blipFill>
+                          <a:blip r:embed="rId18"/>
+                          <a:stretch>
+                            <a:fillRect/>
+                          </a:stretch>
+                        </pic:blipFill>
+                        <pic:spPr>
+                          <a:xfrm>
+                            <a:off x="0" y="0"/>
+                            <a:ext cx="4889160" cy="3087952"/>
+                          </a:xfrm>
+                          <a:prstGeom prst="rect">
+                            <a:avLst/>
+                          </a:prstGeom>
+                        </pic:spPr>
+                      </pic:pic>
+                    </a:graphicData>
+                  </a:graphic>
+                </wp:inline>
+              </w:drawing>
+            </w:r>
+          </w:p>
+          <w:p>
+            <w:pPr>
+              <w:pStyle w:val="af2"/>
+              <w:framePr w:wrap="notBeside"/>
+            </w:pPr>
+            <w:r>
+              <w:rPr>
+                <w:noProof/>
+              </w:rPr>
+              <w:drawing>
+                <wp:inline distT="0" distB="0" distL="0" distR="0" wp14:anchorId="698A2B30" wp14:editId="5EF0F299">
+                  <wp:extent cx="4870419" cy="3079789"/>
+                  <wp:effectExtent l="0" t="0" r="6985" b="6350"/>
+                  <wp:docPr id="1841624328" name="圖片 1"/>
+                  <wp:cNvGraphicFramePr>
+                    <a:graphicFrameLocks xmlns:a="http://schemas.openxmlformats.org/drawingml/2006/main" noChangeAspect="1"/>
+                  </wp:cNvGraphicFramePr>
+                  <a:graphic xmlns:a="http://schemas.openxmlformats.org/drawingml/2006/main">
+                    <a:graphicData uri="http://schemas.openxmlformats.org/drawingml/2006/picture">
+                      <pic:pic xmlns:pic="http://schemas.openxmlformats.org/drawingml/2006/picture">
+                        <pic:nvPicPr>
+                          <pic:cNvPr id="1841624328" name=""/>
+                          <pic:cNvPicPr/>
+                        </pic:nvPicPr>
+                        <pic:blipFill>
+                          <a:blip r:embed="rId19"/>
+                          <a:stretch>
+                            <a:fillRect/>
+                          </a:stretch>
+                        </pic:blipFill>
+                        <pic:spPr>
+                          <a:xfrm>
+                            <a:off x="0" y="0"/>
+                            <a:ext cx="4884139" cy="3088465"/>
+                          </a:xfrm>
+                          <a:prstGeom prst="rect">
+                            <a:avLst/>
+                          </a:prstGeom>
+                        </pic:spPr>
+                      </pic:pic>
+                    </a:graphicData>
+                  </a:graphic>
+                </wp:inline>
+              </w:drawing>
+            </w:r>
+          </w:p>
+        </w:tc>
+      </w:tr>
+    </w:tbl>
+    <w:p/>
+    <w:p>
+      <w:pPr>
+        <w:widowControl/>
+        <w:spacing w:before="0" w:after="160" w:line="278" w:lineRule="auto"/>
+      </w:pPr>
+      <w:r>
+        <w:br w:type="page"/>
+      </w:r>
+    </w:p>
+    <w:tbl>
+      <w:tblPr>
+        <w:tblStyle w:val="afd"/>
+        <w:tblW w:w="0" w:type="auto"/>
+        <w:tblLook w:val="04A0" w:firstRow="1" w:lastRow="0" w:firstColumn="1" w:lastColumn="0" w:noHBand="0" w:noVBand="1"/>
+      </w:tblPr>
+      <w:tblGrid>
+        <w:gridCol w:w="8296"/>
+      </w:tblGrid>
+      <w:tr>
+        <w:tc>
+          <w:tcPr>
+            <w:tcW w:w="8296" w:type="dxa"/>
+          </w:tcPr>
+          <w:p>
+            <w:r>
+              <w:rPr>
+                <w:rFonts w:hint="eastAsia"/>
+              </w:rPr>
+              <w:lastRenderedPageBreak/>
+              <w:t>資料寬度</w:t>
+            </w:r>
+            <w:r>
+              <w:rPr>
+                <w:rFonts w:hint="eastAsia"/>
+              </w:rPr>
+              <w:t xml:space="preserve"> 2.36 ms: 53 bytes = 530/230400 = 2.3 ms</w:t>
+            </w:r>
+            <w:r>
+              <w:rPr>
+                <w:rFonts w:hint="eastAsia"/>
+              </w:rPr>
+              <w:t xml:space="preserve"> </w:t>
+            </w:r>
+          </w:p>
+          <w:p>
+            <w:pPr>
+              <w:pStyle w:val="af2"/>
+              <w:framePr w:wrap="notBeside"/>
+            </w:pPr>
+            <w:r>
+              <w:rPr>
+                <w:noProof/>
+              </w:rPr>
+              <w:drawing>
+                <wp:inline distT="0" distB="0" distL="0" distR="0" wp14:anchorId="6AC53798" wp14:editId="2AF2B5E9">
+                  <wp:extent cx="5274310" cy="3321685"/>
+                  <wp:effectExtent l="0" t="0" r="2540" b="0"/>
+                  <wp:docPr id="665319618" name="圖片 1"/>
+                  <wp:cNvGraphicFramePr>
+                    <a:graphicFrameLocks xmlns:a="http://schemas.openxmlformats.org/drawingml/2006/main" noChangeAspect="1"/>
+                  </wp:cNvGraphicFramePr>
+                  <a:graphic xmlns:a="http://schemas.openxmlformats.org/drawingml/2006/main">
+                    <a:graphicData uri="http://schemas.openxmlformats.org/drawingml/2006/picture">
+                      <pic:pic xmlns:pic="http://schemas.openxmlformats.org/drawingml/2006/picture">
+                        <pic:nvPicPr>
+                          <pic:cNvPr id="665319618" name=""/>
+                          <pic:cNvPicPr/>
+                        </pic:nvPicPr>
+                        <pic:blipFill>
+                          <a:blip r:embed="rId20"/>
+                          <a:stretch>
+                            <a:fillRect/>
+                          </a:stretch>
+                        </pic:blipFill>
+                        <pic:spPr>
+                          <a:xfrm>
+                            <a:off x="0" y="0"/>
+                            <a:ext cx="5274310" cy="3321685"/>
+                          </a:xfrm>
+                          <a:prstGeom prst="rect">
+                            <a:avLst/>
+                          </a:prstGeom>
+                        </pic:spPr>
+                      </pic:pic>
+                    </a:graphicData>
+                  </a:graphic>
+                </wp:inline>
+              </w:drawing>
+            </w:r>
+          </w:p>
+        </w:tc>
+      </w:tr>
+    </w:tbl>
+    <w:p/>
+    <w:p>
+      <w:pPr>
+        <w:pStyle w:val="3"/>
+      </w:pPr>
+      <w:r>
+        <w:rPr>
+          <w:rFonts w:hint="eastAsia"/>
+        </w:rPr>
+        <w:t>時序比較</w:t>
+      </w:r>
+      <w:r>
+        <w:rPr>
+          <w:rFonts w:hint="eastAsia"/>
+        </w:rPr>
+        <w:t>:</w:t>
+      </w:r>
+    </w:p>
+    <w:tbl>
+      <w:tblPr>
+        <w:tblStyle w:val="afd"/>
+        <w:tblW w:w="0" w:type="auto"/>
+        <w:tblLook w:val="04A0" w:firstRow="1" w:lastRow="0" w:firstColumn="1" w:lastColumn="0" w:noHBand="0" w:noVBand="1"/>
+      </w:tblPr>
+      <w:tblGrid>
+        <w:gridCol w:w="8296"/>
+      </w:tblGrid>
+      <w:tr>
+        <w:tc>
+          <w:tcPr>
+            <w:tcW w:w="8296" w:type="dxa"/>
+          </w:tcPr>
+          <w:p>
+            <w:pPr>
+              <w:pStyle w:val="af2"/>
+              <w:framePr w:wrap="notBeside"/>
+            </w:pPr>
+            <w:r>
+              <w:rPr>
+                <w:noProof/>
+              </w:rPr>
+              <w:drawing>
+                <wp:inline distT="0" distB="0" distL="0" distR="0" wp14:anchorId="295B5664" wp14:editId="300E14B1">
+                  <wp:extent cx="5274310" cy="858520"/>
+                  <wp:effectExtent l="0" t="0" r="2540" b="0"/>
+                  <wp:docPr id="2120035677" name="圖片 1"/>
+                  <wp:cNvGraphicFramePr>
+                    <a:graphicFrameLocks xmlns:a="http://schemas.openxmlformats.org/drawingml/2006/main" noChangeAspect="1"/>
+                  </wp:cNvGraphicFramePr>
+                  <a:graphic xmlns:a="http://schemas.openxmlformats.org/drawingml/2006/main">
+                    <a:graphicData uri="http://schemas.openxmlformats.org/drawingml/2006/picture">
+                      <pic:pic xmlns:pic="http://schemas.openxmlformats.org/drawingml/2006/picture">
+                        <pic:nvPicPr>
+                          <pic:cNvPr id="2120035677" name=""/>
+                          <pic:cNvPicPr/>
+                        </pic:nvPicPr>
+                        <pic:blipFill>
+                          <a:blip r:embed="rId21"/>
+                          <a:stretch>
+                            <a:fillRect/>
+                          </a:stretch>
+                        </pic:blipFill>
+                        <pic:spPr>
+                          <a:xfrm>
+                            <a:off x="0" y="0"/>
+                            <a:ext cx="5274310" cy="858520"/>
+                          </a:xfrm>
+                          <a:prstGeom prst="rect">
+                            <a:avLst/>
+                          </a:prstGeom>
+                        </pic:spPr>
+                      </pic:pic>
+                    </a:graphicData>
+                  </a:graphic>
+                </wp:inline>
+              </w:drawing>
+            </w:r>
+          </w:p>
+        </w:tc>
+      </w:tr>
+    </w:tbl>
+    <w:p>
+      <w:r>
+        <w:rPr>
+          <w:rFonts w:hint="eastAsia"/>
+        </w:rPr>
+        <w:t>可看到</w:t>
+      </w:r>
+      <w:r>
+        <w:rPr>
+          <w:rFonts w:hint="eastAsia"/>
+        </w:rPr>
+        <w:t xml:space="preserve">MCU Tx </w:t>
+      </w:r>
+      <w:r>
+        <w:rPr>
+          <w:rFonts w:hint="eastAsia"/>
+        </w:rPr>
+        <w:t>間有兩種時間</w:t>
+      </w:r>
+      <w:r>
+        <w:rPr>
+          <w:rFonts w:hint="eastAsia"/>
+        </w:rPr>
+        <w:t>。</w:t>
+      </w:r>
+      <w:r>
+        <w:rPr>
+          <w:rFonts w:hint="eastAsia"/>
+        </w:rPr>
+        <w:t xml:space="preserve"> MCU Tx </w:t>
+      </w:r>
+      <w:r>
+        <w:rPr>
+          <w:rFonts w:hint="eastAsia"/>
+        </w:rPr>
+        <w:t>跟</w:t>
+      </w:r>
+      <w:r>
+        <w:rPr>
+          <w:rFonts w:hint="eastAsia"/>
+        </w:rPr>
+        <w:t xml:space="preserve"> FPGA Tx </w:t>
+      </w:r>
+      <w:r>
+        <w:rPr>
+          <w:rFonts w:hint="eastAsia"/>
+        </w:rPr>
+        <w:t>有時間重疊，若</w:t>
+      </w:r>
+      <w:r>
+        <w:rPr>
+          <w:rFonts w:hint="eastAsia"/>
+        </w:rPr>
+        <w:t xml:space="preserve"> </w:t>
+      </w:r>
+      <w:r>
+        <w:t>S</w:t>
+      </w:r>
+      <w:r>
+        <w:rPr>
+          <w:rFonts w:hint="eastAsia"/>
+        </w:rPr>
+        <w:t>erial</w:t>
+      </w:r>
+      <w:r>
+        <w:rPr>
+          <w:rFonts w:hint="eastAsia"/>
+        </w:rPr>
+        <w:t>中斷會造成問題嗎</w:t>
+      </w:r>
+      <w:r>
+        <w:rPr>
+          <w:rFonts w:hint="eastAsia"/>
+        </w:rPr>
+        <w:t xml:space="preserve">? </w:t>
+      </w:r>
+      <w:r>
+        <w:rPr>
+          <w:rFonts w:hint="eastAsia"/>
+        </w:rPr>
+        <w:t>或會的話需要把</w:t>
+      </w:r>
+      <w:r>
+        <w:rPr>
+          <w:rFonts w:hint="eastAsia"/>
+        </w:rPr>
+        <w:t xml:space="preserve"> MCU Tx </w:t>
+      </w:r>
+      <w:r>
+        <w:rPr>
+          <w:rFonts w:hint="eastAsia"/>
+        </w:rPr>
+        <w:t>改成</w:t>
+      </w:r>
+      <w:r>
+        <w:rPr>
+          <w:rFonts w:hint="eastAsia"/>
+        </w:rPr>
+        <w:t xml:space="preserve"> 460800</w:t>
+      </w:r>
+    </w:p>
+    <w:tbl>
+      <w:tblPr>
+        <w:tblStyle w:val="afd"/>
+        <w:tblW w:w="0" w:type="auto"/>
+        <w:tblLook w:val="04A0" w:firstRow="1" w:lastRow="0" w:firstColumn="1" w:lastColumn="0" w:noHBand="0" w:noVBand="1"/>
+      </w:tblPr>
+      <w:tblGrid>
+        <w:gridCol w:w="8296"/>
+      </w:tblGrid>
+      <w:tr>
+        <w:tc>
+          <w:tcPr>
+            <w:tcW w:w="8296" w:type="dxa"/>
+          </w:tcPr>
+          <w:p>
+            <w:pPr>
+              <w:pStyle w:val="af2"/>
+              <w:framePr w:wrap="notBeside"/>
+            </w:pPr>
+            <w:r>
+              <w:rPr>
+                <w:noProof/>
+              </w:rPr>
+              <w:drawing>
+                <wp:inline distT="0" distB="0" distL="0" distR="0" wp14:anchorId="63C143A3" wp14:editId="084CADCB">
+                  <wp:extent cx="5274310" cy="607695"/>
+                  <wp:effectExtent l="0" t="0" r="2540" b="1905"/>
+                  <wp:docPr id="106721776" name="圖片 1"/>
+                  <wp:cNvGraphicFramePr>
+                    <a:graphicFrameLocks xmlns:a="http://schemas.openxmlformats.org/drawingml/2006/main" noChangeAspect="1"/>
+                  </wp:cNvGraphicFramePr>
+                  <a:graphic xmlns:a="http://schemas.openxmlformats.org/drawingml/2006/main">
+                    <a:graphicData uri="http://schemas.openxmlformats.org/drawingml/2006/picture">
+                      <pic:pic xmlns:pic="http://schemas.openxmlformats.org/drawingml/2006/picture">
+                        <pic:nvPicPr>
+                          <pic:cNvPr id="106721776" name=""/>
+                          <pic:cNvPicPr/>
+                        </pic:nvPicPr>
+                        <pic:blipFill>
+                          <a:blip r:embed="rId22"/>
+                          <a:stretch>
+                            <a:fillRect/>
+                          </a:stretch>
+                        </pic:blipFill>
+                        <pic:spPr>
+                          <a:xfrm>
+                            <a:off x="0" y="0"/>
+                            <a:ext cx="5274310" cy="607695"/>
+                          </a:xfrm>
+                          <a:prstGeom prst="rect">
+                            <a:avLst/>
+                          </a:prstGeom>
+                        </pic:spPr>
+                      </pic:pic>
+                    </a:graphicData>
+                  </a:graphic>
+                </wp:inline>
+              </w:drawing>
+            </w:r>
+          </w:p>
+        </w:tc>
+      </w:tr>
+    </w:tbl>
+    <w:tbl>
+      <w:tblPr>
+        <w:tblStyle w:val="afd"/>
+        <w:tblW w:w="0" w:type="auto"/>
+        <w:tblLook w:val="04A0" w:firstRow="1" w:lastRow="0" w:firstColumn="1" w:lastColumn="0" w:noHBand="0" w:noVBand="1"/>
+      </w:tblPr>
+      <w:tblGrid>
+        <w:gridCol w:w="8296"/>
+      </w:tblGrid>
+      <w:tr>
+        <w:tc>
+          <w:tcPr>
+            <w:tcW w:w="8296" w:type="dxa"/>
+          </w:tcPr>
+          <w:p>
+            <w:pPr>
+              <w:rPr>
+                <w:rFonts w:hint="eastAsia"/>
+              </w:rPr>
+            </w:pPr>
+            <w:r>
+              <w:rPr>
+                <w:rFonts w:hint="eastAsia"/>
+              </w:rPr>
+              <w:t>改成</w:t>
+            </w:r>
+            <w:r>
+              <w:rPr>
+                <w:rFonts w:hint="eastAsia"/>
+              </w:rPr>
+              <w:t xml:space="preserve"> 460800</w:t>
+            </w:r>
+            <w:r>
+              <w:rPr>
+                <w:rFonts w:hint="eastAsia"/>
+              </w:rPr>
+              <w:t>，已不會重疊</w:t>
+            </w:r>
+          </w:p>
+          <w:p>
+            <w:pPr>
+              <w:pStyle w:val="af2"/>
+              <w:framePr w:wrap="notBeside"/>
+              <w:rPr>
+                <w:rFonts w:hint="eastAsia"/>
+              </w:rPr>
+            </w:pPr>
+            <w:r>
+              <w:drawing>
+                <wp:inline distT="0" distB="0" distL="0" distR="0" wp14:anchorId="44FA1828" wp14:editId="497D90E5">
+                  <wp:extent cx="5274310" cy="1062355"/>
+                  <wp:effectExtent l="0" t="0" r="2540" b="4445"/>
+                  <wp:docPr id="1425851932" name="圖片 1"/>
+                  <wp:cNvGraphicFramePr>
+                    <a:graphicFrameLocks xmlns:a="http://schemas.openxmlformats.org/drawingml/2006/main" noChangeAspect="1"/>
+                  </wp:cNvGraphicFramePr>
+                  <a:graphic xmlns:a="http://schemas.openxmlformats.org/drawingml/2006/main">
+                    <a:graphicData uri="http://schemas.openxmlformats.org/drawingml/2006/picture">
+                      <pic:pic xmlns:pic="http://schemas.openxmlformats.org/drawingml/2006/picture">
+                        <pic:nvPicPr>
+                          <pic:cNvPr id="1425851932" name=""/>
+                          <pic:cNvPicPr/>
+                        </pic:nvPicPr>
+                        <pic:blipFill>
+                          <a:blip r:embed="rId23"/>
+                          <a:stretch>
+                            <a:fillRect/>
+                          </a:stretch>
+                        </pic:blipFill>
+                        <pic:spPr>
+                          <a:xfrm>
+                            <a:off x="0" y="0"/>
+                            <a:ext cx="5274310" cy="1062355"/>
+                          </a:xfrm>
+                          <a:prstGeom prst="rect">
+                            <a:avLst/>
+                          </a:prstGeom>
+                        </pic:spPr>
+                      </pic:pic>
+                    </a:graphicData>
+                  </a:graphic>
+                </wp:inline>
+              </w:drawing>
+            </w:r>
+          </w:p>
+        </w:tc>
+      </w:tr>
+    </w:tbl>
+    <w:p/>
+    <w:p>
+      <w:r>
+        <w:rPr>
+          <w:rFonts w:hint="eastAsia"/>
+        </w:rPr>
+        <w:t>改成</w:t>
+      </w:r>
+      <w:r>
+        <w:rPr>
+          <w:rFonts w:hint="eastAsia"/>
+        </w:rPr>
+        <w:t xml:space="preserve"> 100Hz</w:t>
+      </w:r>
+      <w:r>
+        <w:rPr>
+          <w:rFonts w:hint="eastAsia"/>
+        </w:rPr>
+        <w:t>，</w:t>
+      </w:r>
+      <w:r>
+        <w:rPr>
+          <w:rFonts w:hint="eastAsia"/>
+        </w:rPr>
+        <w:t xml:space="preserve">delay </w:t>
+      </w:r>
+      <w:r>
+        <w:rPr>
+          <w:rFonts w:hint="eastAsia"/>
+        </w:rPr>
+        <w:t>時間相同，確定不是跨了一個週期</w:t>
+      </w:r>
+    </w:p>
+    <w:tbl>
+      <w:tblPr>
+        <w:tblStyle w:val="afd"/>
+        <w:tblW w:w="0" w:type="auto"/>
+        <w:tblLook w:val="04A0" w:firstRow="1" w:lastRow="0" w:firstColumn="1" w:lastColumn="0" w:noHBand="0" w:noVBand="1"/>
+      </w:tblPr>
+      <w:tblGrid>
+        <w:gridCol w:w="8296"/>
+      </w:tblGrid>
+      <w:tr>
+        <w:tc>
+          <w:tcPr>
+            <w:tcW w:w="8296" w:type="dxa"/>
+          </w:tcPr>
+          <w:p>
+            <w:pPr>
+              <w:pStyle w:val="af2"/>
+              <w:framePr w:wrap="notBeside"/>
+            </w:pPr>
+            <w:r>
+              <w:rPr>
+                <w:noProof/>
+              </w:rPr>
+              <w:lastRenderedPageBreak/>
+              <w:drawing>
+                <wp:inline distT="0" distB="0" distL="0" distR="0" wp14:anchorId="744AA5F8" wp14:editId="181F6F01">
+                  <wp:extent cx="5274310" cy="603885"/>
+                  <wp:effectExtent l="0" t="0" r="2540" b="5715"/>
+                  <wp:docPr id="1955012312" name="圖片 1"/>
+                  <wp:cNvGraphicFramePr>
+                    <a:graphicFrameLocks xmlns:a="http://schemas.openxmlformats.org/drawingml/2006/main" noChangeAspect="1"/>
+                  </wp:cNvGraphicFramePr>
+                  <a:graphic xmlns:a="http://schemas.openxmlformats.org/drawingml/2006/main">
+                    <a:graphicData uri="http://schemas.openxmlformats.org/drawingml/2006/picture">
+                      <pic:pic xmlns:pic="http://schemas.openxmlformats.org/drawingml/2006/picture">
+                        <pic:nvPicPr>
+                          <pic:cNvPr id="1955012312" name=""/>
+                          <pic:cNvPicPr/>
+                        </pic:nvPicPr>
+                        <pic:blipFill>
+                          <a:blip r:embed="rId24"/>
+                          <a:stretch>
+                            <a:fillRect/>
+                          </a:stretch>
+                        </pic:blipFill>
+                        <pic:spPr>
+                          <a:xfrm>
+                            <a:off x="0" y="0"/>
+                            <a:ext cx="5274310" cy="603885"/>
+                          </a:xfrm>
+                          <a:prstGeom prst="rect">
+                            <a:avLst/>
+                          </a:prstGeom>
+                        </pic:spPr>
+                      </pic:pic>
+                    </a:graphicData>
+                  </a:graphic>
+                </wp:inline>
+              </w:drawing>
+            </w:r>
+          </w:p>
+        </w:tc>
+      </w:tr>
+    </w:tbl>
+    <w:p/>
     <w:sectPr>
       <w:pgSz w:w="11906" w:h="16838"/>
       <w:pgMar w:top="1440" w:right="1800" w:bottom="1440" w:left="1800" w:header="851" w:footer="992" w:gutter="0"/>
@@ -2701,6 +3842,95 @@
     </w:lvl>
   </w:abstractNum>
   <w:abstractNum w:abstractNumId="6" w15:restartNumberingAfterBreak="0">
+    <w:nsid w:val="21AF7C10"/>
+    <w:multiLevelType w:val="hybridMultilevel"/>
+    <w:tmpl w:val="64D84562"/>
+    <w:lvl w:ilvl="0" w:tplc="F9003688">
+      <w:start w:val="1"/>
+      <w:numFmt w:val="decimal"/>
+      <w:lvlText w:val="%1."/>
+      <w:lvlJc w:val="left"/>
+      <w:pPr>
+        <w:ind w:left="360" w:hanging="360"/>
+      </w:pPr>
+      <w:rPr>
+        <w:rFonts w:hint="default"/>
+      </w:rPr>
+    </w:lvl>
+    <w:lvl w:ilvl="1" w:tplc="04090019" w:tentative="1">
+      <w:start w:val="1"/>
+      <w:numFmt w:val="ideographTraditional"/>
+      <w:lvlText w:val="%2、"/>
+      <w:lvlJc w:val="left"/>
+      <w:pPr>
+        <w:ind w:left="960" w:hanging="480"/>
+      </w:pPr>
+    </w:lvl>
+    <w:lvl w:ilvl="2" w:tplc="0409001B" w:tentative="1">
+      <w:start w:val="1"/>
+      <w:numFmt w:val="lowerRoman"/>
+      <w:lvlText w:val="%3."/>
+      <w:lvlJc w:val="right"/>
+      <w:pPr>
+        <w:ind w:left="1440" w:hanging="480"/>
+      </w:pPr>
+    </w:lvl>
+    <w:lvl w:ilvl="3" w:tplc="0409000F" w:tentative="1">
+      <w:start w:val="1"/>
+      <w:numFmt w:val="decimal"/>
+      <w:lvlText w:val="%4."/>
+      <w:lvlJc w:val="left"/>
+      <w:pPr>
+        <w:ind w:left="1920" w:hanging="480"/>
+      </w:pPr>
+    </w:lvl>
+    <w:lvl w:ilvl="4" w:tplc="04090019" w:tentative="1">
+      <w:start w:val="1"/>
+      <w:numFmt w:val="ideographTraditional"/>
+      <w:lvlText w:val="%5、"/>
+      <w:lvlJc w:val="left"/>
+      <w:pPr>
+        <w:ind w:left="2400" w:hanging="480"/>
+      </w:pPr>
+    </w:lvl>
+    <w:lvl w:ilvl="5" w:tplc="0409001B" w:tentative="1">
+      <w:start w:val="1"/>
+      <w:numFmt w:val="lowerRoman"/>
+      <w:lvlText w:val="%6."/>
+      <w:lvlJc w:val="right"/>
+      <w:pPr>
+        <w:ind w:left="2880" w:hanging="480"/>
+      </w:pPr>
+    </w:lvl>
+    <w:lvl w:ilvl="6" w:tplc="0409000F" w:tentative="1">
+      <w:start w:val="1"/>
+      <w:numFmt w:val="decimal"/>
+      <w:lvlText w:val="%7."/>
+      <w:lvlJc w:val="left"/>
+      <w:pPr>
+        <w:ind w:left="3360" w:hanging="480"/>
+      </w:pPr>
+    </w:lvl>
+    <w:lvl w:ilvl="7" w:tplc="04090019" w:tentative="1">
+      <w:start w:val="1"/>
+      <w:numFmt w:val="ideographTraditional"/>
+      <w:lvlText w:val="%8、"/>
+      <w:lvlJc w:val="left"/>
+      <w:pPr>
+        <w:ind w:left="3840" w:hanging="480"/>
+      </w:pPr>
+    </w:lvl>
+    <w:lvl w:ilvl="8" w:tplc="0409001B" w:tentative="1">
+      <w:start w:val="1"/>
+      <w:numFmt w:val="lowerRoman"/>
+      <w:lvlText w:val="%9."/>
+      <w:lvlJc w:val="right"/>
+      <w:pPr>
+        <w:ind w:left="4320" w:hanging="480"/>
+      </w:pPr>
+    </w:lvl>
+  </w:abstractNum>
+  <w:abstractNum w:abstractNumId="7" w15:restartNumberingAfterBreak="0">
     <w:nsid w:val="22317559"/>
     <w:multiLevelType w:val="hybridMultilevel"/>
     <w:tmpl w:val="ECAACBDA"/>
@@ -2813,7 +4043,7 @@
       </w:rPr>
     </w:lvl>
   </w:abstractNum>
-  <w:abstractNum w:abstractNumId="7" w15:restartNumberingAfterBreak="0">
+  <w:abstractNum w:abstractNumId="8" w15:restartNumberingAfterBreak="0">
     <w:nsid w:val="23582C27"/>
     <w:multiLevelType w:val="hybridMultilevel"/>
     <w:tmpl w:val="1AD48D3E"/>
@@ -2926,7 +4156,7 @@
       </w:rPr>
     </w:lvl>
   </w:abstractNum>
-  <w:abstractNum w:abstractNumId="8" w15:restartNumberingAfterBreak="0">
+  <w:abstractNum w:abstractNumId="9" w15:restartNumberingAfterBreak="0">
     <w:nsid w:val="306E182E"/>
     <w:multiLevelType w:val="multilevel"/>
     <w:tmpl w:val="88606EA0"/>
@@ -3075,7 +4305,7 @@
       </w:rPr>
     </w:lvl>
   </w:abstractNum>
-  <w:abstractNum w:abstractNumId="9" w15:restartNumberingAfterBreak="0">
+  <w:abstractNum w:abstractNumId="10" w15:restartNumberingAfterBreak="0">
     <w:nsid w:val="317E5DFE"/>
     <w:multiLevelType w:val="hybridMultilevel"/>
     <w:tmpl w:val="E37EE8E8"/>
@@ -3164,7 +4394,7 @@
       </w:pPr>
     </w:lvl>
   </w:abstractNum>
-  <w:abstractNum w:abstractNumId="10" w15:restartNumberingAfterBreak="0">
+  <w:abstractNum w:abstractNumId="11" w15:restartNumberingAfterBreak="0">
     <w:nsid w:val="31A12972"/>
     <w:multiLevelType w:val="hybridMultilevel"/>
     <w:tmpl w:val="DA6AA952"/>
@@ -3253,7 +4483,7 @@
       </w:pPr>
     </w:lvl>
   </w:abstractNum>
-  <w:abstractNum w:abstractNumId="11" w15:restartNumberingAfterBreak="0">
+  <w:abstractNum w:abstractNumId="12" w15:restartNumberingAfterBreak="0">
     <w:nsid w:val="31B47975"/>
     <w:multiLevelType w:val="hybridMultilevel"/>
     <w:tmpl w:val="568E04C8"/>
@@ -3365,7 +4595,7 @@
       </w:rPr>
     </w:lvl>
   </w:abstractNum>
-  <w:abstractNum w:abstractNumId="12" w15:restartNumberingAfterBreak="0">
+  <w:abstractNum w:abstractNumId="13" w15:restartNumberingAfterBreak="0">
     <w:nsid w:val="322914C3"/>
     <w:multiLevelType w:val="multilevel"/>
     <w:tmpl w:val="4FE097B8"/>
@@ -3514,7 +4744,7 @@
       </w:rPr>
     </w:lvl>
   </w:abstractNum>
-  <w:abstractNum w:abstractNumId="13" w15:restartNumberingAfterBreak="0">
+  <w:abstractNum w:abstractNumId="14" w15:restartNumberingAfterBreak="0">
     <w:nsid w:val="33B447C7"/>
     <w:multiLevelType w:val="multilevel"/>
     <w:tmpl w:val="DD908F70"/>
@@ -3663,7 +4893,7 @@
       </w:rPr>
     </w:lvl>
   </w:abstractNum>
-  <w:abstractNum w:abstractNumId="14" w15:restartNumberingAfterBreak="0">
+  <w:abstractNum w:abstractNumId="15" w15:restartNumberingAfterBreak="0">
     <w:nsid w:val="34CA6303"/>
     <w:multiLevelType w:val="hybridMultilevel"/>
     <w:tmpl w:val="8918C71E"/>
@@ -3776,7 +5006,7 @@
       </w:rPr>
     </w:lvl>
   </w:abstractNum>
-  <w:abstractNum w:abstractNumId="15" w15:restartNumberingAfterBreak="0">
+  <w:abstractNum w:abstractNumId="16" w15:restartNumberingAfterBreak="0">
     <w:nsid w:val="3BA207D6"/>
     <w:multiLevelType w:val="hybridMultilevel"/>
     <w:tmpl w:val="B2587826"/>
@@ -3888,7 +5118,7 @@
       </w:rPr>
     </w:lvl>
   </w:abstractNum>
-  <w:abstractNum w:abstractNumId="16" w15:restartNumberingAfterBreak="0">
+  <w:abstractNum w:abstractNumId="17" w15:restartNumberingAfterBreak="0">
     <w:nsid w:val="41324A3B"/>
     <w:multiLevelType w:val="hybridMultilevel"/>
     <w:tmpl w:val="90D823BC"/>
@@ -4001,7 +5231,7 @@
       </w:rPr>
     </w:lvl>
   </w:abstractNum>
-  <w:abstractNum w:abstractNumId="17" w15:restartNumberingAfterBreak="0">
+  <w:abstractNum w:abstractNumId="18" w15:restartNumberingAfterBreak="0">
     <w:nsid w:val="42C12A09"/>
     <w:multiLevelType w:val="multilevel"/>
     <w:tmpl w:val="BE8A31B2"/>
@@ -4150,7 +5380,7 @@
       </w:rPr>
     </w:lvl>
   </w:abstractNum>
-  <w:abstractNum w:abstractNumId="18" w15:restartNumberingAfterBreak="0">
+  <w:abstractNum w:abstractNumId="19" w15:restartNumberingAfterBreak="0">
     <w:nsid w:val="45EA6912"/>
     <w:multiLevelType w:val="hybridMultilevel"/>
     <w:tmpl w:val="F88A87C8"/>
@@ -4263,7 +5493,7 @@
       </w:rPr>
     </w:lvl>
   </w:abstractNum>
-  <w:abstractNum w:abstractNumId="19" w15:restartNumberingAfterBreak="0">
+  <w:abstractNum w:abstractNumId="20" w15:restartNumberingAfterBreak="0">
     <w:nsid w:val="48A656D4"/>
     <w:multiLevelType w:val="hybridMultilevel"/>
     <w:tmpl w:val="A7DE98BE"/>
@@ -4376,7 +5606,7 @@
       </w:rPr>
     </w:lvl>
   </w:abstractNum>
-  <w:abstractNum w:abstractNumId="20" w15:restartNumberingAfterBreak="0">
+  <w:abstractNum w:abstractNumId="21" w15:restartNumberingAfterBreak="0">
     <w:nsid w:val="48C864E7"/>
     <w:multiLevelType w:val="hybridMultilevel"/>
     <w:tmpl w:val="EFA403B0"/>
@@ -4465,7 +5695,7 @@
       </w:pPr>
     </w:lvl>
   </w:abstractNum>
-  <w:abstractNum w:abstractNumId="21" w15:restartNumberingAfterBreak="0">
+  <w:abstractNum w:abstractNumId="22" w15:restartNumberingAfterBreak="0">
     <w:nsid w:val="4C645FED"/>
     <w:multiLevelType w:val="hybridMultilevel"/>
     <w:tmpl w:val="B4828AF2"/>
@@ -4578,7 +5808,7 @@
       </w:rPr>
     </w:lvl>
   </w:abstractNum>
-  <w:abstractNum w:abstractNumId="22" w15:restartNumberingAfterBreak="0">
+  <w:abstractNum w:abstractNumId="23" w15:restartNumberingAfterBreak="0">
     <w:nsid w:val="5F435D1C"/>
     <w:multiLevelType w:val="hybridMultilevel"/>
     <w:tmpl w:val="620A78FC"/>
@@ -4691,7 +5921,7 @@
       </w:rPr>
     </w:lvl>
   </w:abstractNum>
-  <w:abstractNum w:abstractNumId="23" w15:restartNumberingAfterBreak="0">
+  <w:abstractNum w:abstractNumId="24" w15:restartNumberingAfterBreak="0">
     <w:nsid w:val="67656200"/>
     <w:multiLevelType w:val="hybridMultilevel"/>
     <w:tmpl w:val="BB22A8E6"/>
@@ -4804,7 +6034,7 @@
       </w:rPr>
     </w:lvl>
   </w:abstractNum>
-  <w:abstractNum w:abstractNumId="24" w15:restartNumberingAfterBreak="0">
+  <w:abstractNum w:abstractNumId="25" w15:restartNumberingAfterBreak="0">
     <w:nsid w:val="68A41B51"/>
     <w:multiLevelType w:val="hybridMultilevel"/>
     <w:tmpl w:val="3FC854F0"/>
@@ -4893,7 +6123,7 @@
       </w:pPr>
     </w:lvl>
   </w:abstractNum>
-  <w:abstractNum w:abstractNumId="25" w15:restartNumberingAfterBreak="0">
+  <w:abstractNum w:abstractNumId="26" w15:restartNumberingAfterBreak="0">
     <w:nsid w:val="695F37EC"/>
     <w:multiLevelType w:val="hybridMultilevel"/>
     <w:tmpl w:val="500C695E"/>
@@ -4985,7 +6215,7 @@
       </w:pPr>
     </w:lvl>
   </w:abstractNum>
-  <w:abstractNum w:abstractNumId="26" w15:restartNumberingAfterBreak="0">
+  <w:abstractNum w:abstractNumId="27" w15:restartNumberingAfterBreak="0">
     <w:nsid w:val="6C676A30"/>
     <w:multiLevelType w:val="hybridMultilevel"/>
     <w:tmpl w:val="1C987964"/>
@@ -5074,7 +6304,7 @@
       </w:pPr>
     </w:lvl>
   </w:abstractNum>
-  <w:abstractNum w:abstractNumId="27" w15:restartNumberingAfterBreak="0">
+  <w:abstractNum w:abstractNumId="28" w15:restartNumberingAfterBreak="0">
     <w:nsid w:val="6C930400"/>
     <w:multiLevelType w:val="hybridMultilevel"/>
     <w:tmpl w:val="E62A97EC"/>
@@ -5163,7 +6393,7 @@
       </w:pPr>
     </w:lvl>
   </w:abstractNum>
-  <w:abstractNum w:abstractNumId="28" w15:restartNumberingAfterBreak="0">
+  <w:abstractNum w:abstractNumId="29" w15:restartNumberingAfterBreak="0">
     <w:nsid w:val="6D313CEA"/>
     <w:multiLevelType w:val="hybridMultilevel"/>
     <w:tmpl w:val="89726916"/>
@@ -5252,7 +6482,7 @@
       </w:pPr>
     </w:lvl>
   </w:abstractNum>
-  <w:abstractNum w:abstractNumId="29" w15:restartNumberingAfterBreak="0">
+  <w:abstractNum w:abstractNumId="30" w15:restartNumberingAfterBreak="0">
     <w:nsid w:val="729A45CF"/>
     <w:multiLevelType w:val="hybridMultilevel"/>
     <w:tmpl w:val="A95A8346"/>
@@ -5365,7 +6595,7 @@
       </w:rPr>
     </w:lvl>
   </w:abstractNum>
-  <w:abstractNum w:abstractNumId="30" w15:restartNumberingAfterBreak="0">
+  <w:abstractNum w:abstractNumId="31" w15:restartNumberingAfterBreak="0">
     <w:nsid w:val="73000CCE"/>
     <w:multiLevelType w:val="hybridMultilevel"/>
     <w:tmpl w:val="E7009518"/>
@@ -5478,7 +6708,7 @@
       </w:rPr>
     </w:lvl>
   </w:abstractNum>
-  <w:abstractNum w:abstractNumId="31" w15:restartNumberingAfterBreak="0">
+  <w:abstractNum w:abstractNumId="32" w15:restartNumberingAfterBreak="0">
     <w:nsid w:val="756328D8"/>
     <w:multiLevelType w:val="hybridMultilevel"/>
     <w:tmpl w:val="2F4C06AA"/>
@@ -5592,100 +6822,103 @@
     </w:lvl>
   </w:abstractNum>
   <w:num w:numId="1" w16cid:durableId="392511283">
-    <w:abstractNumId w:val="11"/>
+    <w:abstractNumId w:val="12"/>
   </w:num>
   <w:num w:numId="2" w16cid:durableId="1216967882">
-    <w:abstractNumId w:val="24"/>
+    <w:abstractNumId w:val="25"/>
   </w:num>
   <w:num w:numId="3" w16cid:durableId="673412628">
-    <w:abstractNumId w:val="15"/>
+    <w:abstractNumId w:val="16"/>
   </w:num>
   <w:num w:numId="4" w16cid:durableId="1617445995">
-    <w:abstractNumId w:val="29"/>
+    <w:abstractNumId w:val="30"/>
   </w:num>
   <w:num w:numId="5" w16cid:durableId="1438528190">
     <w:abstractNumId w:val="3"/>
   </w:num>
   <w:num w:numId="6" w16cid:durableId="1359234184">
-    <w:abstractNumId w:val="18"/>
+    <w:abstractNumId w:val="19"/>
   </w:num>
   <w:num w:numId="7" w16cid:durableId="420182770">
     <w:abstractNumId w:val="1"/>
   </w:num>
   <w:num w:numId="8" w16cid:durableId="170681126">
-    <w:abstractNumId w:val="23"/>
+    <w:abstractNumId w:val="24"/>
   </w:num>
   <w:num w:numId="9" w16cid:durableId="1056314548">
-    <w:abstractNumId w:val="30"/>
+    <w:abstractNumId w:val="31"/>
   </w:num>
   <w:num w:numId="10" w16cid:durableId="1513105233">
     <w:abstractNumId w:val="4"/>
   </w:num>
   <w:num w:numId="11" w16cid:durableId="1236091972">
-    <w:abstractNumId w:val="6"/>
+    <w:abstractNumId w:val="7"/>
   </w:num>
   <w:num w:numId="12" w16cid:durableId="108936367">
-    <w:abstractNumId w:val="16"/>
+    <w:abstractNumId w:val="17"/>
   </w:num>
   <w:num w:numId="13" w16cid:durableId="1137533018">
-    <w:abstractNumId w:val="25"/>
+    <w:abstractNumId w:val="26"/>
   </w:num>
   <w:num w:numId="14" w16cid:durableId="990401443">
-    <w:abstractNumId w:val="19"/>
+    <w:abstractNumId w:val="20"/>
   </w:num>
   <w:num w:numId="15" w16cid:durableId="512450561">
-    <w:abstractNumId w:val="28"/>
+    <w:abstractNumId w:val="29"/>
   </w:num>
   <w:num w:numId="16" w16cid:durableId="39256872">
-    <w:abstractNumId w:val="21"/>
+    <w:abstractNumId w:val="22"/>
   </w:num>
   <w:num w:numId="17" w16cid:durableId="924071172">
-    <w:abstractNumId w:val="7"/>
+    <w:abstractNumId w:val="8"/>
   </w:num>
   <w:num w:numId="18" w16cid:durableId="768813020">
-    <w:abstractNumId w:val="22"/>
+    <w:abstractNumId w:val="23"/>
   </w:num>
   <w:num w:numId="19" w16cid:durableId="2104917625">
-    <w:abstractNumId w:val="14"/>
+    <w:abstractNumId w:val="15"/>
   </w:num>
   <w:num w:numId="20" w16cid:durableId="1733888850">
     <w:abstractNumId w:val="0"/>
   </w:num>
   <w:num w:numId="21" w16cid:durableId="1366297602">
-    <w:abstractNumId w:val="10"/>
+    <w:abstractNumId w:val="11"/>
   </w:num>
   <w:num w:numId="22" w16cid:durableId="1938975811">
-    <w:abstractNumId w:val="20"/>
+    <w:abstractNumId w:val="21"/>
   </w:num>
   <w:num w:numId="23" w16cid:durableId="228731981">
     <w:abstractNumId w:val="2"/>
   </w:num>
   <w:num w:numId="24" w16cid:durableId="615252279">
+    <w:abstractNumId w:val="28"/>
+  </w:num>
+  <w:num w:numId="25" w16cid:durableId="1095594099">
+    <w:abstractNumId w:val="10"/>
+  </w:num>
+  <w:num w:numId="26" w16cid:durableId="967475163">
+    <w:abstractNumId w:val="9"/>
+  </w:num>
+  <w:num w:numId="27" w16cid:durableId="1649017893">
+    <w:abstractNumId w:val="18"/>
+  </w:num>
+  <w:num w:numId="28" w16cid:durableId="831337713">
+    <w:abstractNumId w:val="14"/>
+  </w:num>
+  <w:num w:numId="29" w16cid:durableId="1900481598">
+    <w:abstractNumId w:val="13"/>
+  </w:num>
+  <w:num w:numId="30" w16cid:durableId="1756777460">
     <w:abstractNumId w:val="27"/>
   </w:num>
-  <w:num w:numId="25" w16cid:durableId="1095594099">
-    <w:abstractNumId w:val="9"/>
-  </w:num>
-  <w:num w:numId="26" w16cid:durableId="967475163">
-    <w:abstractNumId w:val="8"/>
-  </w:num>
-  <w:num w:numId="27" w16cid:durableId="1649017893">
-    <w:abstractNumId w:val="17"/>
-  </w:num>
-  <w:num w:numId="28" w16cid:durableId="831337713">
-    <w:abstractNumId w:val="13"/>
-  </w:num>
-  <w:num w:numId="29" w16cid:durableId="1900481598">
-    <w:abstractNumId w:val="12"/>
-  </w:num>
-  <w:num w:numId="30" w16cid:durableId="1756777460">
-    <w:abstractNumId w:val="26"/>
-  </w:num>
   <w:num w:numId="31" w16cid:durableId="1982536478">
-    <w:abstractNumId w:val="31"/>
+    <w:abstractNumId w:val="32"/>
   </w:num>
   <w:num w:numId="32" w16cid:durableId="2136672163">
     <w:abstractNumId w:val="5"/>
+  </w:num>
+  <w:num w:numId="33" w16cid:durableId="333383065">
+    <w:abstractNumId w:val="6"/>
   </w:num>
 </w:numbering>
 </file>

--- a/intel_IP/LGSM/doc/LGSM FPGA 程式變更.docx
+++ b/intel_IP/LGSM/doc/LGSM FPGA 程式變更.docx
@@ -62,6 +62,12 @@
           <w:rFonts w:hint="eastAsia"/>
         </w:rPr>
         <w:t>，紀錄時間</w:t>
+      </w:r>
+      <w:r>
+        <w:rPr>
+          <w:rFonts w:hint="eastAsia"/>
+        </w:rPr>
+        <w:t xml:space="preserve"> =&gt; OK</w:t>
       </w:r>
     </w:p>
     <w:p>
@@ -3002,11 +3008,6 @@
             <w:tcW w:w="8296" w:type="dxa"/>
           </w:tcPr>
           <w:p>
-            <w:pPr>
-              <w:rPr>
-                <w:rFonts w:hint="eastAsia"/>
-              </w:rPr>
-            </w:pPr>
             <w:r>
               <w:rPr>
                 <w:rFonts w:hint="eastAsia"/>
@@ -3030,11 +3031,11 @@
             <w:pPr>
               <w:pStyle w:val="af2"/>
               <w:framePr w:wrap="notBeside"/>
+            </w:pPr>
+            <w:r>
               <w:rPr>
-                <w:rFonts w:hint="eastAsia"/>
+                <w:noProof/>
               </w:rPr>
-            </w:pPr>
-            <w:r>
               <w:drawing>
                 <wp:inline distT="0" distB="0" distL="0" distR="0" wp14:anchorId="44FA1828" wp14:editId="497D90E5">
                   <wp:extent cx="5274310" cy="1062355"/>

--- a/intel_IP/LGSM/doc/LGSM FPGA 程式變更.docx
+++ b/intel_IP/LGSM/doc/LGSM FPGA 程式變更.docx
@@ -96,6 +96,12 @@
         </w:rPr>
         <w:t>精度</w:t>
       </w:r>
+      <w:r>
+        <w:rPr>
+          <w:rFonts w:hint="eastAsia"/>
+        </w:rPr>
+        <w:t xml:space="preserve"> =&gt; OK</w:t>
+      </w:r>
     </w:p>
     <w:p>
       <w:pPr>
@@ -141,6 +147,12 @@
         </w:rPr>
         <w:t>功能</w:t>
       </w:r>
+      <w:r>
+        <w:rPr>
+          <w:rFonts w:hint="eastAsia"/>
+        </w:rPr>
+        <w:t xml:space="preserve"> =&gt; OK</w:t>
+      </w:r>
     </w:p>
     <w:p>
       <w:pPr>
@@ -218,6 +230,24 @@
           <w:rFonts w:hint="eastAsia"/>
         </w:rPr>
         <w:t>?</w:t>
+      </w:r>
+      <w:r>
+        <w:rPr>
+          <w:rFonts w:hint="eastAsia"/>
+        </w:rPr>
+        <w:t xml:space="preserve"> =&gt; OK</w:t>
+      </w:r>
+      <w:r>
+        <w:rPr>
+          <w:rFonts w:hint="eastAsia"/>
+        </w:rPr>
+        <w:t>，加在</w:t>
+      </w:r>
+      <w:r>
+        <w:rPr>
+          <w:rFonts w:hint="eastAsia"/>
+        </w:rPr>
+        <w:t xml:space="preserve"> MCU</w:t>
       </w:r>
     </w:p>
     <w:p/>
@@ -2829,6 +2859,8 @@
         </w:tc>
       </w:tr>
     </w:tbl>
+    <w:p/>
+    <w:p/>
     <w:p>
       <w:r>
         <w:rPr>
@@ -3076,7 +3108,13 @@
         </w:tc>
       </w:tr>
     </w:tbl>
-    <w:p/>
+    <w:p>
+      <w:pPr>
+        <w:rPr>
+          <w:rFonts w:hint="eastAsia"/>
+        </w:rPr>
+      </w:pPr>
+    </w:p>
     <w:p>
       <w:r>
         <w:rPr>
@@ -3132,7 +3170,6 @@
               <w:rPr>
                 <w:noProof/>
               </w:rPr>
-              <w:lastRenderedPageBreak/>
               <w:drawing>
                 <wp:inline distT="0" distB="0" distL="0" distR="0" wp14:anchorId="744AA5F8" wp14:editId="181F6F01">
                   <wp:extent cx="5274310" cy="603885"/>
@@ -3174,6 +3211,523 @@
       </w:tr>
     </w:tbl>
     <w:p/>
+    <w:p>
+      <w:pPr>
+        <w:ind w:leftChars="240" w:left="480"/>
+        <w:rPr>
+          <w:rFonts w:hint="eastAsia"/>
+        </w:rPr>
+      </w:pPr>
+      <w:r>
+        <w:rPr>
+          <w:rFonts w:hint="eastAsia"/>
+        </w:rPr>
+        <w:t>FPGA</w:t>
+      </w:r>
+      <w:r>
+        <w:rPr>
+          <w:rFonts w:hint="eastAsia"/>
+        </w:rPr>
+        <w:t>使用累積</w:t>
+      </w:r>
+      <w:r>
+        <w:rPr>
+          <w:rFonts w:hint="eastAsia"/>
+        </w:rPr>
+        <w:t>Step</w:t>
+      </w:r>
+      <w:r>
+        <w:rPr>
+          <w:rFonts w:hint="eastAsia"/>
+        </w:rPr>
+        <w:t>算法，</w:t>
+      </w:r>
+      <w:r>
+        <w:rPr>
+          <w:rFonts w:hint="eastAsia"/>
+        </w:rPr>
+        <w:t>MCU</w:t>
+      </w:r>
+      <w:r>
+        <w:rPr>
+          <w:rFonts w:hint="eastAsia"/>
+        </w:rPr>
+        <w:t>計算時間有稍微變，但尚無重疊</w:t>
+      </w:r>
+    </w:p>
+    <w:tbl>
+      <w:tblPr>
+        <w:tblStyle w:val="afd"/>
+        <w:tblW w:w="0" w:type="auto"/>
+        <w:tblLook w:val="04A0" w:firstRow="1" w:lastRow="0" w:firstColumn="1" w:lastColumn="0" w:noHBand="0" w:noVBand="1"/>
+      </w:tblPr>
+      <w:tblGrid>
+        <w:gridCol w:w="8296"/>
+      </w:tblGrid>
+      <w:tr>
+        <w:tc>
+          <w:tcPr>
+            <w:tcW w:w="8296" w:type="dxa"/>
+          </w:tcPr>
+          <w:p>
+            <w:pPr>
+              <w:pStyle w:val="af2"/>
+              <w:framePr w:wrap="notBeside"/>
+              <w:rPr>
+                <w:rFonts w:hint="eastAsia"/>
+              </w:rPr>
+            </w:pPr>
+            <w:r>
+              <w:drawing>
+                <wp:inline distT="0" distB="0" distL="0" distR="0" wp14:anchorId="7789F42D" wp14:editId="0269616E">
+                  <wp:extent cx="5274310" cy="822960"/>
+                  <wp:effectExtent l="0" t="0" r="2540" b="0"/>
+                  <wp:docPr id="647800852" name="圖片 1"/>
+                  <wp:cNvGraphicFramePr>
+                    <a:graphicFrameLocks xmlns:a="http://schemas.openxmlformats.org/drawingml/2006/main" noChangeAspect="1"/>
+                  </wp:cNvGraphicFramePr>
+                  <a:graphic xmlns:a="http://schemas.openxmlformats.org/drawingml/2006/main">
+                    <a:graphicData uri="http://schemas.openxmlformats.org/drawingml/2006/picture">
+                      <pic:pic xmlns:pic="http://schemas.openxmlformats.org/drawingml/2006/picture">
+                        <pic:nvPicPr>
+                          <pic:cNvPr id="647800852" name=""/>
+                          <pic:cNvPicPr/>
+                        </pic:nvPicPr>
+                        <pic:blipFill>
+                          <a:blip r:embed="rId25"/>
+                          <a:stretch>
+                            <a:fillRect/>
+                          </a:stretch>
+                        </pic:blipFill>
+                        <pic:spPr>
+                          <a:xfrm>
+                            <a:off x="0" y="0"/>
+                            <a:ext cx="5274310" cy="822960"/>
+                          </a:xfrm>
+                          <a:prstGeom prst="rect">
+                            <a:avLst/>
+                          </a:prstGeom>
+                        </pic:spPr>
+                      </pic:pic>
+                    </a:graphicData>
+                  </a:graphic>
+                </wp:inline>
+              </w:drawing>
+            </w:r>
+          </w:p>
+        </w:tc>
+      </w:tr>
+    </w:tbl>
+    <w:p/>
+    <w:p>
+      <w:pPr>
+        <w:rPr>
+          <w:rFonts w:hint="eastAsia"/>
+        </w:rPr>
+      </w:pPr>
+      <w:r>
+        <w:rPr>
+          <w:rFonts w:hint="eastAsia"/>
+        </w:rPr>
+        <w:t xml:space="preserve">MCU </w:t>
+      </w:r>
+      <w:r>
+        <w:rPr>
+          <w:rFonts w:hint="eastAsia"/>
+        </w:rPr>
+        <w:t>加入</w:t>
+      </w:r>
+      <w:r>
+        <w:rPr>
+          <w:rFonts w:hint="eastAsia"/>
+        </w:rPr>
+        <w:t xml:space="preserve"> loop </w:t>
+      </w:r>
+      <w:r>
+        <w:rPr>
+          <w:rFonts w:hint="eastAsia"/>
+        </w:rPr>
+        <w:t>處理一階</w:t>
+      </w:r>
+      <w:r>
+        <w:rPr>
+          <w:rFonts w:hint="eastAsia"/>
+        </w:rPr>
+        <w:t>alpha</w:t>
+      </w:r>
+      <w:r>
+        <w:rPr>
+          <w:rFonts w:hint="eastAsia"/>
+        </w:rPr>
+        <w:t>濾波器</w:t>
+      </w:r>
+      <w:r>
+        <w:rPr>
+          <w:rFonts w:hint="eastAsia"/>
+        </w:rPr>
+        <w:t>，無重疊</w:t>
+      </w:r>
+    </w:p>
+    <w:tbl>
+      <w:tblPr>
+        <w:tblStyle w:val="afd"/>
+        <w:tblW w:w="0" w:type="auto"/>
+        <w:tblLook w:val="04A0" w:firstRow="1" w:lastRow="0" w:firstColumn="1" w:lastColumn="0" w:noHBand="0" w:noVBand="1"/>
+      </w:tblPr>
+      <w:tblGrid>
+        <w:gridCol w:w="8296"/>
+      </w:tblGrid>
+      <w:tr>
+        <w:tc>
+          <w:tcPr>
+            <w:tcW w:w="8296" w:type="dxa"/>
+          </w:tcPr>
+          <w:p>
+            <w:pPr>
+              <w:pStyle w:val="af2"/>
+              <w:framePr w:wrap="notBeside"/>
+              <w:rPr>
+                <w:rFonts w:hint="eastAsia"/>
+              </w:rPr>
+            </w:pPr>
+            <w:r>
+              <w:drawing>
+                <wp:inline distT="0" distB="0" distL="0" distR="0" wp14:anchorId="7F2FB500" wp14:editId="643FBC8E">
+                  <wp:extent cx="5274310" cy="854075"/>
+                  <wp:effectExtent l="0" t="0" r="2540" b="3175"/>
+                  <wp:docPr id="1265674805" name="圖片 1"/>
+                  <wp:cNvGraphicFramePr>
+                    <a:graphicFrameLocks xmlns:a="http://schemas.openxmlformats.org/drawingml/2006/main" noChangeAspect="1"/>
+                  </wp:cNvGraphicFramePr>
+                  <a:graphic xmlns:a="http://schemas.openxmlformats.org/drawingml/2006/main">
+                    <a:graphicData uri="http://schemas.openxmlformats.org/drawingml/2006/picture">
+                      <pic:pic xmlns:pic="http://schemas.openxmlformats.org/drawingml/2006/picture">
+                        <pic:nvPicPr>
+                          <pic:cNvPr id="1265674805" name=""/>
+                          <pic:cNvPicPr/>
+                        </pic:nvPicPr>
+                        <pic:blipFill>
+                          <a:blip r:embed="rId26"/>
+                          <a:stretch>
+                            <a:fillRect/>
+                          </a:stretch>
+                        </pic:blipFill>
+                        <pic:spPr>
+                          <a:xfrm>
+                            <a:off x="0" y="0"/>
+                            <a:ext cx="5274310" cy="854075"/>
+                          </a:xfrm>
+                          <a:prstGeom prst="rect">
+                            <a:avLst/>
+                          </a:prstGeom>
+                        </pic:spPr>
+                      </pic:pic>
+                    </a:graphicData>
+                  </a:graphic>
+                </wp:inline>
+              </w:drawing>
+            </w:r>
+          </w:p>
+        </w:tc>
+      </w:tr>
+    </w:tbl>
+    <w:p>
+      <w:pPr>
+        <w:rPr>
+          <w:rFonts w:hint="eastAsia"/>
+        </w:rPr>
+      </w:pPr>
+    </w:p>
+    <w:p>
+      <w:pPr>
+        <w:widowControl/>
+        <w:spacing w:before="0" w:after="160" w:line="278" w:lineRule="auto"/>
+      </w:pPr>
+      <w:r>
+        <w:br w:type="page"/>
+      </w:r>
+    </w:p>
+    <w:p>
+      <w:pPr>
+        <w:pStyle w:val="2"/>
+      </w:pPr>
+      <w:r>
+        <w:rPr>
+          <w:rFonts w:hint="eastAsia"/>
+        </w:rPr>
+        <w:lastRenderedPageBreak/>
+        <w:t>繼續降頻寬</w:t>
+      </w:r>
+      <w:r>
+        <w:rPr>
+          <w:rFonts w:hint="eastAsia"/>
+        </w:rPr>
+        <w:t>:</w:t>
+      </w:r>
+    </w:p>
+    <w:p>
+      <w:r>
+        <w:rPr>
+          <w:rFonts w:hint="eastAsia"/>
+        </w:rPr>
+        <w:t>目前</w:t>
+      </w:r>
+      <w:r>
+        <w:rPr>
+          <w:rFonts w:hint="eastAsia"/>
+        </w:rPr>
+        <w:t xml:space="preserve"> FPGA </w:t>
+      </w:r>
+      <w:r>
+        <w:rPr>
+          <w:rFonts w:hint="eastAsia"/>
+        </w:rPr>
+        <w:t>以</w:t>
+      </w:r>
+      <w:r>
+        <w:rPr>
+          <w:rFonts w:hint="eastAsia"/>
+        </w:rPr>
+        <w:t xml:space="preserve"> 200Hz </w:t>
+      </w:r>
+      <w:r>
+        <w:rPr>
+          <w:rFonts w:hint="eastAsia"/>
+        </w:rPr>
+        <w:t>當作</w:t>
+      </w:r>
+      <w:r>
+        <w:rPr>
+          <w:rFonts w:hint="eastAsia"/>
+        </w:rPr>
+        <w:t xml:space="preserve"> sync</w:t>
+      </w:r>
+      <w:r>
+        <w:rPr>
+          <w:rFonts w:hint="eastAsia"/>
+        </w:rPr>
+        <w:t>，使用累積</w:t>
+      </w:r>
+      <w:r>
+        <w:rPr>
+          <w:rFonts w:hint="eastAsia"/>
+        </w:rPr>
+        <w:t>step</w:t>
+      </w:r>
+      <w:r>
+        <w:rPr>
+          <w:rFonts w:hint="eastAsia"/>
+        </w:rPr>
+        <w:t>方法讓輸出</w:t>
+      </w:r>
+      <w:r>
+        <w:rPr>
+          <w:rFonts w:hint="eastAsia"/>
+        </w:rPr>
+        <w:t>BW</w:t>
+      </w:r>
+      <w:r>
+        <w:rPr>
+          <w:rFonts w:hint="eastAsia"/>
+        </w:rPr>
+        <w:t>為</w:t>
+      </w:r>
+      <w:r>
+        <w:rPr>
+          <w:rFonts w:hint="eastAsia"/>
+        </w:rPr>
+        <w:t>100Hz</w:t>
+      </w:r>
+      <w:r>
+        <w:rPr>
+          <w:rFonts w:hint="eastAsia"/>
+        </w:rPr>
+        <w:t>，因此</w:t>
+      </w:r>
+      <w:r>
+        <w:rPr>
+          <w:rFonts w:hint="eastAsia"/>
+        </w:rPr>
+        <w:t>MCU</w:t>
+      </w:r>
+      <w:r>
+        <w:rPr>
+          <w:rFonts w:hint="eastAsia"/>
+        </w:rPr>
+        <w:t>收到後計算得出的轉速值</w:t>
+      </w:r>
+      <w:r>
+        <w:rPr>
+          <w:rFonts w:hint="eastAsia"/>
+        </w:rPr>
+        <w:t xml:space="preserve"> BW = 100Hz</w:t>
+      </w:r>
+      <w:r>
+        <w:rPr>
+          <w:rFonts w:hint="eastAsia"/>
+        </w:rPr>
+        <w:t>。若想要再降低頻寬，可在</w:t>
+      </w:r>
+      <w:r>
+        <w:rPr>
+          <w:rFonts w:hint="eastAsia"/>
+        </w:rPr>
+        <w:t>MCU</w:t>
+      </w:r>
+      <w:r>
+        <w:rPr>
+          <w:rFonts w:hint="eastAsia"/>
+        </w:rPr>
+        <w:t>端執行</w:t>
+      </w:r>
+      <w:r>
+        <w:rPr>
+          <w:rFonts w:hint="eastAsia"/>
+        </w:rPr>
+        <w:t>MV</w:t>
+      </w:r>
+      <w:r>
+        <w:rPr>
+          <w:rFonts w:hint="eastAsia"/>
+        </w:rPr>
+        <w:t>，其</w:t>
+      </w:r>
+      <w:r>
+        <w:rPr>
+          <w:rFonts w:hint="eastAsia"/>
+        </w:rPr>
+        <w:t xml:space="preserve"> </w:t>
+      </w:r>
+      <w:r>
+        <w:t>w</w:t>
+      </w:r>
+      <w:r>
+        <w:rPr>
+          <w:rFonts w:hint="eastAsia"/>
+        </w:rPr>
+        <w:t xml:space="preserve">indow size </w:t>
+      </w:r>
+      <w:r>
+        <w:rPr>
+          <w:rFonts w:hint="eastAsia"/>
+        </w:rPr>
+        <w:t>與</w:t>
+      </w:r>
+      <w:r>
+        <w:rPr>
+          <w:rFonts w:hint="eastAsia"/>
+        </w:rPr>
+        <w:t xml:space="preserve"> BW</w:t>
+      </w:r>
+      <w:r>
+        <w:rPr>
+          <w:rFonts w:hint="eastAsia"/>
+        </w:rPr>
+        <w:t>關係</w:t>
+      </w:r>
+      <w:r>
+        <w:rPr>
+          <w:rFonts w:hint="eastAsia"/>
+        </w:rPr>
+        <w:t>:</w:t>
+      </w:r>
+    </w:p>
+    <w:p>
+      <w:r>
+        <w:rPr>
+          <w:rFonts w:hint="eastAsia"/>
+        </w:rPr>
+        <w:t>下面</w:t>
+      </w:r>
+      <w:r>
+        <w:rPr>
+          <w:rFonts w:hint="eastAsia"/>
+        </w:rPr>
+        <w:t>N=1</w:t>
+      </w:r>
+      <w:r>
+        <w:rPr>
+          <w:rFonts w:hint="eastAsia"/>
+        </w:rPr>
+        <w:t>時為原始</w:t>
+      </w:r>
+      <w:r>
+        <w:rPr>
+          <w:rFonts w:hint="eastAsia"/>
+        </w:rPr>
+        <w:t>BW</w:t>
+      </w:r>
+    </w:p>
+    <w:tbl>
+      <w:tblPr>
+        <w:tblStyle w:val="afd"/>
+        <w:tblW w:w="0" w:type="auto"/>
+        <w:tblLook w:val="04A0" w:firstRow="1" w:lastRow="0" w:firstColumn="1" w:lastColumn="0" w:noHBand="0" w:noVBand="1"/>
+      </w:tblPr>
+      <w:tblGrid>
+        <w:gridCol w:w="8296"/>
+      </w:tblGrid>
+      <w:tr>
+        <w:tc>
+          <w:tcPr>
+            <w:tcW w:w="8296" w:type="dxa"/>
+          </w:tcPr>
+          <w:p>
+            <w:pPr>
+              <w:pStyle w:val="af2"/>
+              <w:framePr w:wrap="notBeside"/>
+              <w:rPr>
+                <w:rFonts w:hint="eastAsia"/>
+              </w:rPr>
+            </w:pPr>
+            <w:r>
+              <w:drawing>
+                <wp:inline distT="0" distB="0" distL="0" distR="0" wp14:anchorId="626A937E" wp14:editId="2DA93C9D">
+                  <wp:extent cx="5274310" cy="2875280"/>
+                  <wp:effectExtent l="0" t="0" r="2540" b="1270"/>
+                  <wp:docPr id="443408272" name="圖片 1"/>
+                  <wp:cNvGraphicFramePr>
+                    <a:graphicFrameLocks xmlns:a="http://schemas.openxmlformats.org/drawingml/2006/main" noChangeAspect="1"/>
+                  </wp:cNvGraphicFramePr>
+                  <a:graphic xmlns:a="http://schemas.openxmlformats.org/drawingml/2006/main">
+                    <a:graphicData uri="http://schemas.openxmlformats.org/drawingml/2006/picture">
+                      <pic:pic xmlns:pic="http://schemas.openxmlformats.org/drawingml/2006/picture">
+                        <pic:nvPicPr>
+                          <pic:cNvPr id="443408272" name=""/>
+                          <pic:cNvPicPr/>
+                        </pic:nvPicPr>
+                        <pic:blipFill>
+                          <a:blip r:embed="rId27"/>
+                          <a:stretch>
+                            <a:fillRect/>
+                          </a:stretch>
+                        </pic:blipFill>
+                        <pic:spPr>
+                          <a:xfrm>
+                            <a:off x="0" y="0"/>
+                            <a:ext cx="5274310" cy="2875280"/>
+                          </a:xfrm>
+                          <a:prstGeom prst="rect">
+                            <a:avLst/>
+                          </a:prstGeom>
+                        </pic:spPr>
+                      </pic:pic>
+                    </a:graphicData>
+                  </a:graphic>
+                </wp:inline>
+              </w:drawing>
+            </w:r>
+          </w:p>
+        </w:tc>
+      </w:tr>
+    </w:tbl>
+    <w:p>
+      <w:pPr>
+        <w:rPr>
+          <w:rFonts w:hint="eastAsia"/>
+        </w:rPr>
+      </w:pPr>
+    </w:p>
     <w:sectPr>
       <w:pgSz w:w="11906" w:h="16838"/>
       <w:pgMar w:top="1440" w:right="1800" w:bottom="1440" w:left="1800" w:header="851" w:footer="992" w:gutter="0"/>

--- a/intel_IP/LGSM/doc/LGSM FPGA 程式變更.docx
+++ b/intel_IP/LGSM/doc/LGSM FPGA 程式變更.docx
@@ -117,12 +117,14 @@
         </w:rPr>
         <w:t xml:space="preserve">MEMS IMU BW </w:t>
       </w:r>
+      <w:proofErr w:type="gramStart"/>
       <w:r>
         <w:rPr>
           <w:rFonts w:hint="eastAsia"/>
         </w:rPr>
         <w:t>設死在</w:t>
       </w:r>
+      <w:proofErr w:type="gramEnd"/>
       <w:r>
         <w:rPr>
           <w:rFonts w:hint="eastAsia"/>
@@ -1133,8 +1135,16 @@
               <w:rPr>
                 <w:rFonts w:hint="eastAsia"/>
               </w:rPr>
-              <w:t>MCU cmd</w:t>
-            </w:r>
+              <w:t xml:space="preserve">MCU </w:t>
+            </w:r>
+            <w:proofErr w:type="spellStart"/>
+            <w:r>
+              <w:rPr>
+                <w:rFonts w:hint="eastAsia"/>
+              </w:rPr>
+              <w:t>cmd</w:t>
+            </w:r>
+            <w:proofErr w:type="spellEnd"/>
           </w:p>
         </w:tc>
         <w:tc>
@@ -1152,8 +1162,16 @@
               <w:rPr>
                 <w:rFonts w:hint="eastAsia"/>
               </w:rPr>
-              <w:t>FPGA cmd</w:t>
-            </w:r>
+              <w:t xml:space="preserve">FPGA </w:t>
+            </w:r>
+            <w:proofErr w:type="spellStart"/>
+            <w:r>
+              <w:rPr>
+                <w:rFonts w:hint="eastAsia"/>
+              </w:rPr>
+              <w:t>cmd</w:t>
+            </w:r>
+            <w:proofErr w:type="spellEnd"/>
           </w:p>
         </w:tc>
       </w:tr>
@@ -2249,7 +2267,15 @@
         <w:t xml:space="preserve">: </w:t>
       </w:r>
       <w:r>
-        <w:t>MCU_G-AHRS_5.21,FPGA-GP-PLL100-30</w:t>
+        <w:t>MCU_G-AHRS_5.</w:t>
+      </w:r>
+      <w:proofErr w:type="gramStart"/>
+      <w:r>
+        <w:t>21,FPGA</w:t>
+      </w:r>
+      <w:proofErr w:type="gramEnd"/>
+      <w:r>
+        <w:t>-GP-PLL100-30</w:t>
       </w:r>
     </w:p>
     <w:p>
@@ -2352,8 +2378,16 @@
         <w:rPr>
           <w:rFonts w:hint="eastAsia"/>
         </w:rPr>
-        <w:t xml:space="preserve"> FPGA Tx 0.84 ms</w:t>
-      </w:r>
+        <w:t xml:space="preserve"> FPGA Tx 0.84 </w:t>
+      </w:r>
+      <w:proofErr w:type="spellStart"/>
+      <w:r>
+        <w:rPr>
+          <w:rFonts w:hint="eastAsia"/>
+        </w:rPr>
+        <w:t>ms</w:t>
+      </w:r>
+      <w:proofErr w:type="spellEnd"/>
     </w:p>
     <w:tbl>
       <w:tblPr>
@@ -2437,12 +2471,26 @@
               <w:rPr>
                 <w:rFonts w:hint="eastAsia"/>
               </w:rPr>
-              <w:t xml:space="preserve"> 1.4 ms: 1</w:t>
-            </w:r>
+              <w:t xml:space="preserve"> 1.4 </w:t>
+            </w:r>
+            <w:proofErr w:type="spellStart"/>
             <w:r>
               <w:rPr>
                 <w:rFonts w:hint="eastAsia"/>
               </w:rPr>
+              <w:t>ms</w:t>
+            </w:r>
+            <w:proofErr w:type="spellEnd"/>
+            <w:r>
+              <w:rPr>
+                <w:rFonts w:hint="eastAsia"/>
+              </w:rPr>
+              <w:t>: 1</w:t>
+            </w:r>
+            <w:r>
+              <w:rPr>
+                <w:rFonts w:hint="eastAsia"/>
+              </w:rPr>
               <w:t>6</w:t>
             </w:r>
             <w:r>
@@ -2467,8 +2515,16 @@
               <w:rPr>
                 <w:rFonts w:hint="eastAsia"/>
               </w:rPr>
-              <w:t>1.39 ms</w:t>
-            </w:r>
+              <w:t xml:space="preserve">1.39 </w:t>
+            </w:r>
+            <w:proofErr w:type="spellStart"/>
+            <w:r>
+              <w:rPr>
+                <w:rFonts w:hint="eastAsia"/>
+              </w:rPr>
+              <w:t>ms</w:t>
+            </w:r>
+            <w:proofErr w:type="spellEnd"/>
           </w:p>
           <w:p>
             <w:pPr>
@@ -2565,13 +2621,35 @@
               <w:rPr>
                 <w:rFonts w:hint="eastAsia"/>
               </w:rPr>
-              <w:t>3.86 or 4.44 ms</w:t>
-            </w:r>
+              <w:t xml:space="preserve">3.86 or 4.44 </w:t>
+            </w:r>
+            <w:proofErr w:type="spellStart"/>
             <w:r>
               <w:rPr>
                 <w:rFonts w:hint="eastAsia"/>
               </w:rPr>
-              <w:t>，兩個狀態，應該是狀態機切成兩個</w:t>
+              <w:t>ms</w:t>
+            </w:r>
+            <w:proofErr w:type="spellEnd"/>
+            <w:r>
+              <w:rPr>
+                <w:rFonts w:hint="eastAsia"/>
+              </w:rPr>
+              <w:t>，兩個狀態，應該是</w:t>
+            </w:r>
+            <w:proofErr w:type="gramStart"/>
+            <w:r>
+              <w:rPr>
+                <w:rFonts w:hint="eastAsia"/>
+              </w:rPr>
+              <w:t>狀態機切成</w:t>
+            </w:r>
+            <w:proofErr w:type="gramEnd"/>
+            <w:r>
+              <w:rPr>
+                <w:rFonts w:hint="eastAsia"/>
+              </w:rPr>
+              <w:t>兩個</w:t>
             </w:r>
             <w:r>
               <w:rPr>
@@ -2720,8 +2798,30 @@
               <w:rPr>
                 <w:rFonts w:hint="eastAsia"/>
               </w:rPr>
-              <w:t xml:space="preserve"> 2.36 ms: 53 bytes = 530/230400 = 2.3 ms</w:t>
-            </w:r>
+              <w:t xml:space="preserve"> 2.36 </w:t>
+            </w:r>
+            <w:proofErr w:type="spellStart"/>
+            <w:r>
+              <w:rPr>
+                <w:rFonts w:hint="eastAsia"/>
+              </w:rPr>
+              <w:t>ms</w:t>
+            </w:r>
+            <w:proofErr w:type="spellEnd"/>
+            <w:r>
+              <w:rPr>
+                <w:rFonts w:hint="eastAsia"/>
+              </w:rPr>
+              <w:t xml:space="preserve">: 53 bytes = 530/230400 = 2.3 </w:t>
+            </w:r>
+            <w:proofErr w:type="spellStart"/>
+            <w:r>
+              <w:rPr>
+                <w:rFonts w:hint="eastAsia"/>
+              </w:rPr>
+              <w:t>ms</w:t>
+            </w:r>
+            <w:proofErr w:type="spellEnd"/>
             <w:r>
               <w:rPr>
                 <w:rFonts w:hint="eastAsia"/>
@@ -2874,11 +2974,19 @@
         </w:rPr>
         <w:t xml:space="preserve">MCU Tx </w:t>
       </w:r>
-      <w:r>
-        <w:rPr>
-          <w:rFonts w:hint="eastAsia"/>
-        </w:rPr>
-        <w:t>間有兩種時間</w:t>
+      <w:proofErr w:type="gramStart"/>
+      <w:r>
+        <w:rPr>
+          <w:rFonts w:hint="eastAsia"/>
+        </w:rPr>
+        <w:t>間有兩種</w:t>
+      </w:r>
+      <w:proofErr w:type="gramEnd"/>
+      <w:r>
+        <w:rPr>
+          <w:rFonts w:hint="eastAsia"/>
+        </w:rPr>
+        <w:t>時間</w:t>
       </w:r>
       <w:r>
         <w:rPr>
@@ -3108,13 +3216,7 @@
         </w:tc>
       </w:tr>
     </w:tbl>
-    <w:p>
-      <w:pPr>
-        <w:rPr>
-          <w:rFonts w:hint="eastAsia"/>
-        </w:rPr>
-      </w:pPr>
-    </w:p>
+    <w:p/>
     <w:p>
       <w:r>
         <w:rPr>
@@ -3214,9 +3316,6 @@
     <w:p>
       <w:pPr>
         <w:ind w:leftChars="240" w:left="480"/>
-        <w:rPr>
-          <w:rFonts w:hint="eastAsia"/>
-        </w:rPr>
       </w:pPr>
       <w:r>
         <w:rPr>
@@ -3273,11 +3372,11 @@
             <w:pPr>
               <w:pStyle w:val="af2"/>
               <w:framePr w:wrap="notBeside"/>
-              <w:rPr>
-                <w:rFonts w:hint="eastAsia"/>
-              </w:rPr>
             </w:pPr>
             <w:r>
+              <w:rPr>
+                <w:noProof/>
+              </w:rPr>
               <w:drawing>
                 <wp:inline distT="0" distB="0" distL="0" distR="0" wp14:anchorId="7789F42D" wp14:editId="0269616E">
                   <wp:extent cx="5274310" cy="822960"/>
@@ -3320,11 +3419,6 @@
     </w:tbl>
     <w:p/>
     <w:p>
-      <w:pPr>
-        <w:rPr>
-          <w:rFonts w:hint="eastAsia"/>
-        </w:rPr>
-      </w:pPr>
       <w:r>
         <w:rPr>
           <w:rFonts w:hint="eastAsia"/>
@@ -3386,11 +3480,11 @@
             <w:pPr>
               <w:pStyle w:val="af2"/>
               <w:framePr w:wrap="notBeside"/>
-              <w:rPr>
-                <w:rFonts w:hint="eastAsia"/>
-              </w:rPr>
             </w:pPr>
             <w:r>
+              <w:rPr>
+                <w:noProof/>
+              </w:rPr>
               <w:drawing>
                 <wp:inline distT="0" distB="0" distL="0" distR="0" wp14:anchorId="7F2FB500" wp14:editId="643FBC8E">
                   <wp:extent cx="5274310" cy="854075"/>
@@ -3431,13 +3525,7 @@
         </w:tc>
       </w:tr>
     </w:tbl>
-    <w:p>
-      <w:pPr>
-        <w:rPr>
-          <w:rFonts w:hint="eastAsia"/>
-        </w:rPr>
-      </w:pPr>
-    </w:p>
+    <w:p/>
     <w:p>
       <w:pPr>
         <w:widowControl/>
@@ -3676,11 +3764,11 @@
             <w:pPr>
               <w:pStyle w:val="af2"/>
               <w:framePr w:wrap="notBeside"/>
-              <w:rPr>
-                <w:rFonts w:hint="eastAsia"/>
-              </w:rPr>
             </w:pPr>
             <w:r>
+              <w:rPr>
+                <w:noProof/>
+              </w:rPr>
               <w:drawing>
                 <wp:inline distT="0" distB="0" distL="0" distR="0" wp14:anchorId="626A937E" wp14:editId="2DA93C9D">
                   <wp:extent cx="5274310" cy="2875280"/>
@@ -3721,13 +3809,7 @@
         </w:tc>
       </w:tr>
     </w:tbl>
-    <w:p>
-      <w:pPr>
-        <w:rPr>
-          <w:rFonts w:hint="eastAsia"/>
-        </w:rPr>
-      </w:pPr>
-    </w:p>
+    <w:p/>
     <w:sectPr>
       <w:pgSz w:w="11906" w:h="16838"/>
       <w:pgMar w:top="1440" w:right="1800" w:bottom="1440" w:left="1800" w:header="851" w:footer="992" w:gutter="0"/>
